--- a/bai4.docx
+++ b/bai4.docx
@@ -34,9 +34,9 @@
           <w:sz w:val="48"/>
           <w:szCs w:val="48"/>
         </w:rPr>
-        <w:t xml:space="preserve"> 4 : </w:t>
-      </w:r>
-      <w:proofErr w:type="spellStart"/>
+        <w:t xml:space="preserve"> </w:t>
+      </w:r>
+      <w:proofErr w:type="gramStart"/>
       <w:r>
         <w:rPr>
           <w:b/>
@@ -45,9 +45,9 @@
           <w:sz w:val="48"/>
           <w:szCs w:val="48"/>
         </w:rPr>
-        <w:t>Chuẩn</w:t>
-      </w:r>
-      <w:proofErr w:type="spellEnd"/>
+        <w:t>4 :</w:t>
+      </w:r>
+      <w:proofErr w:type="gramEnd"/>
       <w:r>
         <w:rPr>
           <w:b/>
@@ -67,7 +67,7 @@
           <w:sz w:val="48"/>
           <w:szCs w:val="48"/>
         </w:rPr>
-        <w:t>hóa</w:t>
+        <w:t>Chuẩn</w:t>
       </w:r>
       <w:proofErr w:type="spellEnd"/>
       <w:r>
@@ -89,7 +89,7 @@
           <w:sz w:val="48"/>
           <w:szCs w:val="48"/>
         </w:rPr>
-        <w:t>quy</w:t>
+        <w:t>hóa</w:t>
       </w:r>
       <w:proofErr w:type="spellEnd"/>
       <w:r>
@@ -111,7 +111,7 @@
           <w:sz w:val="48"/>
           <w:szCs w:val="48"/>
         </w:rPr>
-        <w:t>trình</w:t>
+        <w:t>quy</w:t>
       </w:r>
       <w:proofErr w:type="spellEnd"/>
       <w:r>
@@ -133,7 +133,7 @@
           <w:sz w:val="48"/>
           <w:szCs w:val="48"/>
         </w:rPr>
-        <w:t>quản</w:t>
+        <w:t>trình</w:t>
       </w:r>
       <w:proofErr w:type="spellEnd"/>
       <w:r>
@@ -155,7 +155,7 @@
           <w:sz w:val="48"/>
           <w:szCs w:val="48"/>
         </w:rPr>
-        <w:t>lý</w:t>
+        <w:t>quản</w:t>
       </w:r>
       <w:proofErr w:type="spellEnd"/>
       <w:r>
@@ -177,7 +177,7 @@
           <w:sz w:val="48"/>
           <w:szCs w:val="48"/>
         </w:rPr>
-        <w:t>bệnh</w:t>
+        <w:t>lý</w:t>
       </w:r>
       <w:proofErr w:type="spellEnd"/>
       <w:r>
@@ -199,7 +199,7 @@
           <w:sz w:val="48"/>
           <w:szCs w:val="48"/>
         </w:rPr>
-        <w:t>án</w:t>
+        <w:t>bệnh</w:t>
       </w:r>
       <w:proofErr w:type="spellEnd"/>
       <w:r>
@@ -221,7 +221,7 @@
           <w:sz w:val="48"/>
           <w:szCs w:val="48"/>
         </w:rPr>
-        <w:t>điện</w:t>
+        <w:t>án</w:t>
       </w:r>
       <w:proofErr w:type="spellEnd"/>
       <w:r>
@@ -243,6 +243,28 @@
           <w:sz w:val="48"/>
           <w:szCs w:val="48"/>
         </w:rPr>
+        <w:t>điện</w:t>
+      </w:r>
+      <w:proofErr w:type="spellEnd"/>
+      <w:r>
+        <w:rPr>
+          <w:b/>
+          <w:bCs/>
+          <w:color w:val="EE0000"/>
+          <w:sz w:val="48"/>
+          <w:szCs w:val="48"/>
+        </w:rPr>
+        <w:t xml:space="preserve"> </w:t>
+      </w:r>
+      <w:proofErr w:type="spellStart"/>
+      <w:r>
+        <w:rPr>
+          <w:b/>
+          <w:bCs/>
+          <w:color w:val="EE0000"/>
+          <w:sz w:val="48"/>
+          <w:szCs w:val="48"/>
+        </w:rPr>
         <w:t>tử</w:t>
       </w:r>
       <w:proofErr w:type="spellEnd"/>
@@ -284,6 +306,4885 @@
         </w:rPr>
         <w:t xml:space="preserve">yêu cầu chức năng là các tính năng trực tiếp </w:t>
       </w:r>
+      <w:proofErr w:type="spellStart"/>
+      <w:r>
+        <w:rPr>
+          <w:sz w:val="48"/>
+          <w:szCs w:val="48"/>
+        </w:rPr>
+        <w:t>phục</w:t>
+      </w:r>
+      <w:proofErr w:type="spellEnd"/>
+      <w:r>
+        <w:rPr>
+          <w:sz w:val="48"/>
+          <w:szCs w:val="48"/>
+        </w:rPr>
+        <w:t xml:space="preserve"> </w:t>
+      </w:r>
+      <w:proofErr w:type="spellStart"/>
+      <w:r>
+        <w:rPr>
+          <w:sz w:val="48"/>
+          <w:szCs w:val="48"/>
+        </w:rPr>
+        <w:t>vụ</w:t>
+      </w:r>
+      <w:proofErr w:type="spellEnd"/>
+      <w:r>
+        <w:rPr>
+          <w:sz w:val="48"/>
+          <w:szCs w:val="48"/>
+        </w:rPr>
+        <w:t xml:space="preserve"> </w:t>
+      </w:r>
+      <w:proofErr w:type="spellStart"/>
+      <w:r>
+        <w:rPr>
+          <w:sz w:val="48"/>
+          <w:szCs w:val="48"/>
+        </w:rPr>
+        <w:t>quy</w:t>
+      </w:r>
+      <w:proofErr w:type="spellEnd"/>
+      <w:r>
+        <w:rPr>
+          <w:sz w:val="48"/>
+          <w:szCs w:val="48"/>
+        </w:rPr>
+        <w:t xml:space="preserve"> </w:t>
+      </w:r>
+      <w:proofErr w:type="spellStart"/>
+      <w:r>
+        <w:rPr>
+          <w:sz w:val="48"/>
+          <w:szCs w:val="48"/>
+        </w:rPr>
+        <w:t>trình</w:t>
+      </w:r>
+      <w:proofErr w:type="spellEnd"/>
+      <w:r>
+        <w:rPr>
+          <w:sz w:val="48"/>
+          <w:szCs w:val="48"/>
+        </w:rPr>
+        <w:t xml:space="preserve"> </w:t>
+      </w:r>
+      <w:proofErr w:type="spellStart"/>
+      <w:r>
+        <w:rPr>
+          <w:sz w:val="48"/>
+          <w:szCs w:val="48"/>
+        </w:rPr>
+        <w:t>khám</w:t>
+      </w:r>
+      <w:proofErr w:type="spellEnd"/>
+      <w:r>
+        <w:rPr>
+          <w:sz w:val="48"/>
+          <w:szCs w:val="48"/>
+        </w:rPr>
+        <w:t xml:space="preserve"> </w:t>
+      </w:r>
+      <w:proofErr w:type="spellStart"/>
+      <w:r>
+        <w:rPr>
+          <w:sz w:val="48"/>
+          <w:szCs w:val="48"/>
+        </w:rPr>
+        <w:t>chữa</w:t>
+      </w:r>
+      <w:proofErr w:type="spellEnd"/>
+      <w:r>
+        <w:rPr>
+          <w:sz w:val="48"/>
+          <w:szCs w:val="48"/>
+        </w:rPr>
+        <w:t xml:space="preserve"> </w:t>
+      </w:r>
+      <w:proofErr w:type="spellStart"/>
+      <w:r>
+        <w:rPr>
+          <w:sz w:val="48"/>
+          <w:szCs w:val="48"/>
+        </w:rPr>
+        <w:t>bệnh</w:t>
+      </w:r>
+      <w:proofErr w:type="spellEnd"/>
+      <w:r>
+        <w:rPr>
+          <w:sz w:val="48"/>
+          <w:szCs w:val="48"/>
+        </w:rPr>
+        <w:t xml:space="preserve"> </w:t>
+      </w:r>
+      <w:proofErr w:type="spellStart"/>
+      <w:r>
+        <w:rPr>
+          <w:sz w:val="48"/>
+          <w:szCs w:val="48"/>
+        </w:rPr>
+        <w:t>và</w:t>
+      </w:r>
+      <w:proofErr w:type="spellEnd"/>
+      <w:r>
+        <w:rPr>
+          <w:sz w:val="48"/>
+          <w:szCs w:val="48"/>
+        </w:rPr>
+        <w:t xml:space="preserve"> </w:t>
+      </w:r>
+      <w:proofErr w:type="spellStart"/>
+      <w:r>
+        <w:rPr>
+          <w:sz w:val="48"/>
+          <w:szCs w:val="48"/>
+        </w:rPr>
+        <w:t>thao</w:t>
+      </w:r>
+      <w:proofErr w:type="spellEnd"/>
+      <w:r>
+        <w:rPr>
+          <w:sz w:val="48"/>
+          <w:szCs w:val="48"/>
+        </w:rPr>
+        <w:t xml:space="preserve"> </w:t>
+      </w:r>
+      <w:proofErr w:type="spellStart"/>
+      <w:r>
+        <w:rPr>
+          <w:sz w:val="48"/>
+          <w:szCs w:val="48"/>
+        </w:rPr>
+        <w:t>tác</w:t>
+      </w:r>
+      <w:proofErr w:type="spellEnd"/>
+      <w:r>
+        <w:rPr>
+          <w:sz w:val="48"/>
+          <w:szCs w:val="48"/>
+        </w:rPr>
+        <w:t xml:space="preserve"> </w:t>
+      </w:r>
+      <w:proofErr w:type="spellStart"/>
+      <w:r>
+        <w:rPr>
+          <w:sz w:val="48"/>
+          <w:szCs w:val="48"/>
+        </w:rPr>
+        <w:t>của</w:t>
+      </w:r>
+      <w:proofErr w:type="spellEnd"/>
+      <w:r>
+        <w:rPr>
+          <w:sz w:val="48"/>
+          <w:szCs w:val="48"/>
+        </w:rPr>
+        <w:t xml:space="preserve"> y </w:t>
+      </w:r>
+      <w:proofErr w:type="spellStart"/>
+      <w:r>
+        <w:rPr>
+          <w:sz w:val="48"/>
+          <w:szCs w:val="48"/>
+        </w:rPr>
+        <w:t>bác</w:t>
+      </w:r>
+      <w:proofErr w:type="spellEnd"/>
+      <w:r>
+        <w:rPr>
+          <w:sz w:val="48"/>
+          <w:szCs w:val="48"/>
+        </w:rPr>
+        <w:t xml:space="preserve"> </w:t>
+      </w:r>
+      <w:proofErr w:type="spellStart"/>
+      <w:r>
+        <w:rPr>
+          <w:sz w:val="48"/>
+          <w:szCs w:val="48"/>
+        </w:rPr>
+        <w:t>sĩ</w:t>
+      </w:r>
+      <w:proofErr w:type="spellEnd"/>
+      <w:r>
+        <w:rPr>
+          <w:sz w:val="48"/>
+          <w:szCs w:val="48"/>
+        </w:rPr>
+        <w:t>.</w:t>
+      </w:r>
+    </w:p>
+    <w:p>
+      <w:pPr>
+        <w:rPr>
+          <w:sz w:val="48"/>
+          <w:szCs w:val="48"/>
+          <w:lang w:val="vi-VN"/>
+        </w:rPr>
+      </w:pPr>
+      <w:r>
+        <w:rPr>
+          <w:sz w:val="48"/>
+          <w:szCs w:val="48"/>
+          <w:lang w:val="vi-VN"/>
+        </w:rPr>
+        <w:t xml:space="preserve">Yêu cầu phi chức năng là </w:t>
+      </w:r>
+      <w:r>
+        <w:rPr>
+          <w:sz w:val="48"/>
+          <w:szCs w:val="48"/>
+        </w:rPr>
+        <w:t xml:space="preserve">Các </w:t>
+      </w:r>
+      <w:proofErr w:type="spellStart"/>
+      <w:r>
+        <w:rPr>
+          <w:sz w:val="48"/>
+          <w:szCs w:val="48"/>
+        </w:rPr>
+        <w:t>tiêu</w:t>
+      </w:r>
+      <w:proofErr w:type="spellEnd"/>
+      <w:r>
+        <w:rPr>
+          <w:sz w:val="48"/>
+          <w:szCs w:val="48"/>
+        </w:rPr>
+        <w:t xml:space="preserve"> </w:t>
+      </w:r>
+      <w:proofErr w:type="spellStart"/>
+      <w:r>
+        <w:rPr>
+          <w:sz w:val="48"/>
+          <w:szCs w:val="48"/>
+        </w:rPr>
+        <w:t>chuẩn</w:t>
+      </w:r>
+      <w:proofErr w:type="spellEnd"/>
+      <w:r>
+        <w:rPr>
+          <w:sz w:val="48"/>
+          <w:szCs w:val="48"/>
+        </w:rPr>
+        <w:t xml:space="preserve"> </w:t>
+      </w:r>
+      <w:proofErr w:type="spellStart"/>
+      <w:r>
+        <w:rPr>
+          <w:sz w:val="48"/>
+          <w:szCs w:val="48"/>
+        </w:rPr>
+        <w:t>về</w:t>
+      </w:r>
+      <w:proofErr w:type="spellEnd"/>
+      <w:r>
+        <w:rPr>
+          <w:sz w:val="48"/>
+          <w:szCs w:val="48"/>
+        </w:rPr>
+        <w:t xml:space="preserve"> </w:t>
+      </w:r>
+      <w:proofErr w:type="spellStart"/>
+      <w:r>
+        <w:rPr>
+          <w:sz w:val="48"/>
+          <w:szCs w:val="48"/>
+        </w:rPr>
+        <w:t>hiệu</w:t>
+      </w:r>
+      <w:proofErr w:type="spellEnd"/>
+      <w:r>
+        <w:rPr>
+          <w:sz w:val="48"/>
+          <w:szCs w:val="48"/>
+        </w:rPr>
+        <w:t xml:space="preserve"> </w:t>
+      </w:r>
+      <w:proofErr w:type="spellStart"/>
+      <w:r>
+        <w:rPr>
+          <w:sz w:val="48"/>
+          <w:szCs w:val="48"/>
+        </w:rPr>
+        <w:t>năng</w:t>
+      </w:r>
+      <w:proofErr w:type="spellEnd"/>
+      <w:r>
+        <w:rPr>
+          <w:sz w:val="48"/>
+          <w:szCs w:val="48"/>
+        </w:rPr>
+        <w:t xml:space="preserve">, </w:t>
+      </w:r>
+      <w:proofErr w:type="spellStart"/>
+      <w:r>
+        <w:rPr>
+          <w:sz w:val="48"/>
+          <w:szCs w:val="48"/>
+        </w:rPr>
+        <w:t>khả</w:t>
+      </w:r>
+      <w:proofErr w:type="spellEnd"/>
+      <w:r>
+        <w:rPr>
+          <w:sz w:val="48"/>
+          <w:szCs w:val="48"/>
+        </w:rPr>
+        <w:t xml:space="preserve"> </w:t>
+      </w:r>
+      <w:proofErr w:type="spellStart"/>
+      <w:r>
+        <w:rPr>
+          <w:sz w:val="48"/>
+          <w:szCs w:val="48"/>
+        </w:rPr>
+        <w:t>năng</w:t>
+      </w:r>
+      <w:proofErr w:type="spellEnd"/>
+      <w:r>
+        <w:rPr>
+          <w:sz w:val="48"/>
+          <w:szCs w:val="48"/>
+        </w:rPr>
+        <w:t xml:space="preserve"> </w:t>
+      </w:r>
+      <w:proofErr w:type="spellStart"/>
+      <w:r>
+        <w:rPr>
+          <w:sz w:val="48"/>
+          <w:szCs w:val="48"/>
+        </w:rPr>
+        <w:t>mở</w:t>
+      </w:r>
+      <w:proofErr w:type="spellEnd"/>
+      <w:r>
+        <w:rPr>
+          <w:sz w:val="48"/>
+          <w:szCs w:val="48"/>
+        </w:rPr>
+        <w:t xml:space="preserve"> </w:t>
+      </w:r>
+      <w:proofErr w:type="spellStart"/>
+      <w:r>
+        <w:rPr>
+          <w:sz w:val="48"/>
+          <w:szCs w:val="48"/>
+        </w:rPr>
+        <w:t>rộng</w:t>
+      </w:r>
+      <w:proofErr w:type="spellEnd"/>
+      <w:r>
+        <w:rPr>
+          <w:sz w:val="48"/>
+          <w:szCs w:val="48"/>
+        </w:rPr>
+        <w:t xml:space="preserve"> </w:t>
+      </w:r>
+      <w:proofErr w:type="spellStart"/>
+      <w:r>
+        <w:rPr>
+          <w:sz w:val="48"/>
+          <w:szCs w:val="48"/>
+        </w:rPr>
+        <w:t>và</w:t>
+      </w:r>
+      <w:proofErr w:type="spellEnd"/>
+      <w:r>
+        <w:rPr>
+          <w:sz w:val="48"/>
+          <w:szCs w:val="48"/>
+        </w:rPr>
+        <w:t xml:space="preserve"> </w:t>
+      </w:r>
+      <w:proofErr w:type="spellStart"/>
+      <w:r>
+        <w:rPr>
+          <w:sz w:val="48"/>
+          <w:szCs w:val="48"/>
+        </w:rPr>
+        <w:t>đặc</w:t>
+      </w:r>
+      <w:proofErr w:type="spellEnd"/>
+      <w:r>
+        <w:rPr>
+          <w:sz w:val="48"/>
+          <w:szCs w:val="48"/>
+        </w:rPr>
+        <w:t xml:space="preserve"> </w:t>
+      </w:r>
+      <w:proofErr w:type="spellStart"/>
+      <w:r>
+        <w:rPr>
+          <w:sz w:val="48"/>
+          <w:szCs w:val="48"/>
+        </w:rPr>
+        <w:t>biệt</w:t>
+      </w:r>
+      <w:proofErr w:type="spellEnd"/>
+      <w:r>
+        <w:rPr>
+          <w:sz w:val="48"/>
+          <w:szCs w:val="48"/>
+        </w:rPr>
+        <w:t xml:space="preserve"> </w:t>
+      </w:r>
+      <w:proofErr w:type="spellStart"/>
+      <w:r>
+        <w:rPr>
+          <w:sz w:val="48"/>
+          <w:szCs w:val="48"/>
+        </w:rPr>
+        <w:t>là</w:t>
+      </w:r>
+      <w:proofErr w:type="spellEnd"/>
+      <w:r>
+        <w:rPr>
+          <w:sz w:val="48"/>
+          <w:szCs w:val="48"/>
+        </w:rPr>
+        <w:t xml:space="preserve"> </w:t>
+      </w:r>
+      <w:proofErr w:type="spellStart"/>
+      <w:r>
+        <w:rPr>
+          <w:sz w:val="48"/>
+          <w:szCs w:val="48"/>
+        </w:rPr>
+        <w:t>tính</w:t>
+      </w:r>
+      <w:proofErr w:type="spellEnd"/>
+      <w:r>
+        <w:rPr>
+          <w:sz w:val="48"/>
+          <w:szCs w:val="48"/>
+        </w:rPr>
+        <w:t xml:space="preserve"> </w:t>
+      </w:r>
+      <w:proofErr w:type="spellStart"/>
+      <w:r>
+        <w:rPr>
+          <w:sz w:val="48"/>
+          <w:szCs w:val="48"/>
+        </w:rPr>
+        <w:t>bảo</w:t>
+      </w:r>
+      <w:proofErr w:type="spellEnd"/>
+      <w:r>
+        <w:rPr>
+          <w:sz w:val="48"/>
+          <w:szCs w:val="48"/>
+        </w:rPr>
+        <w:t xml:space="preserve"> </w:t>
+      </w:r>
+      <w:proofErr w:type="spellStart"/>
+      <w:r>
+        <w:rPr>
+          <w:sz w:val="48"/>
+          <w:szCs w:val="48"/>
+        </w:rPr>
+        <w:t>mật</w:t>
+      </w:r>
+      <w:proofErr w:type="spellEnd"/>
+      <w:r>
+        <w:rPr>
+          <w:sz w:val="48"/>
+          <w:szCs w:val="48"/>
+        </w:rPr>
+        <w:t xml:space="preserve">, an </w:t>
+      </w:r>
+      <w:proofErr w:type="spellStart"/>
+      <w:r>
+        <w:rPr>
+          <w:sz w:val="48"/>
+          <w:szCs w:val="48"/>
+        </w:rPr>
+        <w:t>toàn</w:t>
+      </w:r>
+      <w:proofErr w:type="spellEnd"/>
+      <w:r>
+        <w:rPr>
+          <w:sz w:val="48"/>
+          <w:szCs w:val="48"/>
+        </w:rPr>
+        <w:t xml:space="preserve"> </w:t>
+      </w:r>
+      <w:proofErr w:type="spellStart"/>
+      <w:r>
+        <w:rPr>
+          <w:sz w:val="48"/>
+          <w:szCs w:val="48"/>
+        </w:rPr>
+        <w:t>thông</w:t>
+      </w:r>
+      <w:proofErr w:type="spellEnd"/>
+      <w:r>
+        <w:rPr>
+          <w:sz w:val="48"/>
+          <w:szCs w:val="48"/>
+        </w:rPr>
+        <w:t xml:space="preserve"> tin </w:t>
+      </w:r>
+      <w:proofErr w:type="spellStart"/>
+      <w:r>
+        <w:rPr>
+          <w:sz w:val="48"/>
+          <w:szCs w:val="48"/>
+        </w:rPr>
+        <w:t>theo</w:t>
+      </w:r>
+      <w:proofErr w:type="spellEnd"/>
+      <w:r>
+        <w:rPr>
+          <w:sz w:val="48"/>
+          <w:szCs w:val="48"/>
+        </w:rPr>
+        <w:t xml:space="preserve"> </w:t>
+      </w:r>
+      <w:proofErr w:type="spellStart"/>
+      <w:r>
+        <w:rPr>
+          <w:sz w:val="48"/>
+          <w:szCs w:val="48"/>
+        </w:rPr>
+        <w:t>chuẩn</w:t>
+      </w:r>
+      <w:proofErr w:type="spellEnd"/>
+      <w:r>
+        <w:rPr>
+          <w:sz w:val="48"/>
+          <w:szCs w:val="48"/>
+        </w:rPr>
+        <w:t xml:space="preserve"> y </w:t>
+      </w:r>
+      <w:proofErr w:type="spellStart"/>
+      <w:r>
+        <w:rPr>
+          <w:sz w:val="48"/>
+          <w:szCs w:val="48"/>
+        </w:rPr>
+        <w:t>tế</w:t>
+      </w:r>
+      <w:proofErr w:type="spellEnd"/>
+      <w:r>
+        <w:rPr>
+          <w:sz w:val="48"/>
+          <w:szCs w:val="48"/>
+        </w:rPr>
+        <w:t>.</w:t>
+      </w:r>
+    </w:p>
+    <w:p>
+      <w:pPr>
+        <w:rPr>
+          <w:b/>
+          <w:bCs/>
+          <w:sz w:val="48"/>
+          <w:szCs w:val="48"/>
+          <w:lang w:val="vi-VN"/>
+        </w:rPr>
+      </w:pPr>
+      <w:r>
+        <w:rPr>
+          <w:b/>
+          <w:bCs/>
+          <w:sz w:val="48"/>
+          <w:szCs w:val="48"/>
+          <w:lang w:val="vi-VN"/>
+        </w:rPr>
+        <w:t>Phần 2</w:t>
+      </w:r>
+    </w:p>
+    <w:p>
+      <w:pPr>
+        <w:rPr>
+          <w:sz w:val="48"/>
+          <w:szCs w:val="48"/>
+        </w:rPr>
+      </w:pPr>
+      <w:r>
+        <w:rPr>
+          <w:sz w:val="48"/>
+          <w:szCs w:val="48"/>
+        </w:rPr>
+        <w:t xml:space="preserve">Quản </w:t>
+      </w:r>
+      <w:proofErr w:type="spellStart"/>
+      <w:r>
+        <w:rPr>
+          <w:sz w:val="48"/>
+          <w:szCs w:val="48"/>
+        </w:rPr>
+        <w:t>lý</w:t>
+      </w:r>
+      <w:proofErr w:type="spellEnd"/>
+      <w:r>
+        <w:rPr>
+          <w:sz w:val="48"/>
+          <w:szCs w:val="48"/>
+        </w:rPr>
+        <w:t xml:space="preserve"> 1000 </w:t>
+      </w:r>
+      <w:proofErr w:type="spellStart"/>
+      <w:r>
+        <w:rPr>
+          <w:sz w:val="48"/>
+          <w:szCs w:val="48"/>
+        </w:rPr>
+        <w:t>hồ</w:t>
+      </w:r>
+      <w:proofErr w:type="spellEnd"/>
+      <w:r>
+        <w:rPr>
+          <w:sz w:val="48"/>
+          <w:szCs w:val="48"/>
+        </w:rPr>
+        <w:t xml:space="preserve"> </w:t>
+      </w:r>
+      <w:proofErr w:type="spellStart"/>
+      <w:r>
+        <w:rPr>
+          <w:sz w:val="48"/>
+          <w:szCs w:val="48"/>
+        </w:rPr>
+        <w:t>sơ</w:t>
+      </w:r>
+      <w:proofErr w:type="spellEnd"/>
+      <w:r>
+        <w:rPr>
+          <w:sz w:val="48"/>
+          <w:szCs w:val="48"/>
+        </w:rPr>
+        <w:t xml:space="preserve"> </w:t>
+      </w:r>
+      <w:proofErr w:type="spellStart"/>
+      <w:r>
+        <w:rPr>
+          <w:sz w:val="48"/>
+          <w:szCs w:val="48"/>
+        </w:rPr>
+        <w:t>bệnh</w:t>
+      </w:r>
+      <w:proofErr w:type="spellEnd"/>
+      <w:r>
+        <w:rPr>
+          <w:sz w:val="48"/>
+          <w:szCs w:val="48"/>
+        </w:rPr>
+        <w:t xml:space="preserve"> </w:t>
+      </w:r>
+      <w:proofErr w:type="spellStart"/>
+      <w:r>
+        <w:rPr>
+          <w:sz w:val="48"/>
+          <w:szCs w:val="48"/>
+        </w:rPr>
+        <w:t>nhân</w:t>
+      </w:r>
+      <w:proofErr w:type="spellEnd"/>
+      <w:r>
+        <w:rPr>
+          <w:sz w:val="48"/>
+          <w:szCs w:val="48"/>
+        </w:rPr>
+        <w:t xml:space="preserve"> (Database Mindset)</w:t>
+      </w:r>
+    </w:p>
+    <w:p>
+      <w:pPr>
+        <w:rPr>
+          <w:sz w:val="48"/>
+          <w:szCs w:val="48"/>
+          <w:lang w:val="vi-VN"/>
+        </w:rPr>
+      </w:pPr>
+      <w:proofErr w:type="spellStart"/>
+      <w:r>
+        <w:rPr>
+          <w:sz w:val="48"/>
+          <w:szCs w:val="48"/>
+        </w:rPr>
+        <w:t>Cấu</w:t>
+      </w:r>
+      <w:proofErr w:type="spellEnd"/>
+      <w:r>
+        <w:rPr>
+          <w:sz w:val="48"/>
+          <w:szCs w:val="48"/>
+        </w:rPr>
+        <w:t xml:space="preserve"> </w:t>
+      </w:r>
+      <w:proofErr w:type="spellStart"/>
+      <w:r>
+        <w:rPr>
+          <w:sz w:val="48"/>
+          <w:szCs w:val="48"/>
+        </w:rPr>
+        <w:t>trúc</w:t>
+      </w:r>
+      <w:proofErr w:type="spellEnd"/>
+      <w:r>
+        <w:rPr>
+          <w:sz w:val="48"/>
+          <w:szCs w:val="48"/>
+        </w:rPr>
+        <w:t xml:space="preserve"> </w:t>
+      </w:r>
+      <w:proofErr w:type="spellStart"/>
+      <w:r>
+        <w:rPr>
+          <w:sz w:val="48"/>
+          <w:szCs w:val="48"/>
+        </w:rPr>
+        <w:t>bảng</w:t>
+      </w:r>
+      <w:proofErr w:type="spellEnd"/>
+      <w:r>
+        <w:rPr>
+          <w:sz w:val="48"/>
+          <w:szCs w:val="48"/>
+        </w:rPr>
+        <w:t xml:space="preserve"> </w:t>
+      </w:r>
+      <w:proofErr w:type="spellStart"/>
+      <w:r>
+        <w:rPr>
+          <w:sz w:val="48"/>
+          <w:szCs w:val="48"/>
+        </w:rPr>
+        <w:t>chuẩn</w:t>
+      </w:r>
+      <w:proofErr w:type="spellEnd"/>
+      <w:r>
+        <w:rPr>
+          <w:sz w:val="48"/>
+          <w:szCs w:val="48"/>
+        </w:rPr>
+        <w:t xml:space="preserve"> (Flat Table): </w:t>
+      </w:r>
+      <w:proofErr w:type="spellStart"/>
+      <w:r>
+        <w:rPr>
+          <w:sz w:val="48"/>
+          <w:szCs w:val="48"/>
+        </w:rPr>
+        <w:t>Mỗi</w:t>
+      </w:r>
+      <w:proofErr w:type="spellEnd"/>
+      <w:r>
+        <w:rPr>
+          <w:sz w:val="48"/>
+          <w:szCs w:val="48"/>
+        </w:rPr>
+        <w:t xml:space="preserve"> </w:t>
+      </w:r>
+      <w:proofErr w:type="spellStart"/>
+      <w:r>
+        <w:rPr>
+          <w:sz w:val="48"/>
+          <w:szCs w:val="48"/>
+        </w:rPr>
+        <w:t>hàng</w:t>
+      </w:r>
+      <w:proofErr w:type="spellEnd"/>
+      <w:r>
+        <w:rPr>
+          <w:sz w:val="48"/>
+          <w:szCs w:val="48"/>
+        </w:rPr>
+        <w:t xml:space="preserve"> </w:t>
+      </w:r>
+      <w:proofErr w:type="spellStart"/>
+      <w:r>
+        <w:rPr>
+          <w:sz w:val="48"/>
+          <w:szCs w:val="48"/>
+        </w:rPr>
+        <w:t>là</w:t>
+      </w:r>
+      <w:proofErr w:type="spellEnd"/>
+      <w:r>
+        <w:rPr>
+          <w:sz w:val="48"/>
+          <w:szCs w:val="48"/>
+        </w:rPr>
+        <w:t xml:space="preserve"> </w:t>
+      </w:r>
+      <w:proofErr w:type="spellStart"/>
+      <w:r>
+        <w:rPr>
+          <w:sz w:val="48"/>
+          <w:szCs w:val="48"/>
+        </w:rPr>
+        <w:t>một</w:t>
+      </w:r>
+      <w:proofErr w:type="spellEnd"/>
+      <w:r>
+        <w:rPr>
+          <w:sz w:val="48"/>
+          <w:szCs w:val="48"/>
+        </w:rPr>
+        <w:t xml:space="preserve"> </w:t>
+      </w:r>
+      <w:proofErr w:type="spellStart"/>
+      <w:r>
+        <w:rPr>
+          <w:sz w:val="48"/>
+          <w:szCs w:val="48"/>
+        </w:rPr>
+        <w:t>bệnh</w:t>
+      </w:r>
+      <w:proofErr w:type="spellEnd"/>
+      <w:r>
+        <w:rPr>
+          <w:sz w:val="48"/>
+          <w:szCs w:val="48"/>
+        </w:rPr>
+        <w:t xml:space="preserve"> </w:t>
+      </w:r>
+      <w:proofErr w:type="spellStart"/>
+      <w:r>
+        <w:rPr>
+          <w:sz w:val="48"/>
+          <w:szCs w:val="48"/>
+        </w:rPr>
+        <w:t>nhân</w:t>
+      </w:r>
+      <w:proofErr w:type="spellEnd"/>
+      <w:r>
+        <w:rPr>
+          <w:sz w:val="48"/>
+          <w:szCs w:val="48"/>
+        </w:rPr>
+        <w:t xml:space="preserve"> </w:t>
+      </w:r>
+      <w:proofErr w:type="spellStart"/>
+      <w:r>
+        <w:rPr>
+          <w:sz w:val="48"/>
+          <w:szCs w:val="48"/>
+        </w:rPr>
+        <w:t>duy</w:t>
+      </w:r>
+      <w:proofErr w:type="spellEnd"/>
+      <w:r>
+        <w:rPr>
+          <w:sz w:val="48"/>
+          <w:szCs w:val="48"/>
+        </w:rPr>
+        <w:t xml:space="preserve"> </w:t>
+      </w:r>
+      <w:proofErr w:type="spellStart"/>
+      <w:r>
+        <w:rPr>
+          <w:sz w:val="48"/>
+          <w:szCs w:val="48"/>
+        </w:rPr>
+        <w:t>nhất</w:t>
+      </w:r>
+      <w:proofErr w:type="spellEnd"/>
+      <w:r>
+        <w:rPr>
+          <w:sz w:val="48"/>
+          <w:szCs w:val="48"/>
+        </w:rPr>
+        <w:t xml:space="preserve">, </w:t>
+      </w:r>
+      <w:proofErr w:type="spellStart"/>
+      <w:r>
+        <w:rPr>
+          <w:sz w:val="48"/>
+          <w:szCs w:val="48"/>
+        </w:rPr>
+        <w:t>mỗi</w:t>
+      </w:r>
+      <w:proofErr w:type="spellEnd"/>
+      <w:r>
+        <w:rPr>
+          <w:sz w:val="48"/>
+          <w:szCs w:val="48"/>
+        </w:rPr>
+        <w:t xml:space="preserve"> </w:t>
+      </w:r>
+      <w:proofErr w:type="spellStart"/>
+      <w:r>
+        <w:rPr>
+          <w:sz w:val="48"/>
+          <w:szCs w:val="48"/>
+        </w:rPr>
+        <w:t>cột</w:t>
+      </w:r>
+      <w:proofErr w:type="spellEnd"/>
+      <w:r>
+        <w:rPr>
+          <w:sz w:val="48"/>
+          <w:szCs w:val="48"/>
+        </w:rPr>
+        <w:t xml:space="preserve"> </w:t>
+      </w:r>
+      <w:proofErr w:type="spellStart"/>
+      <w:r>
+        <w:rPr>
+          <w:sz w:val="48"/>
+          <w:szCs w:val="48"/>
+        </w:rPr>
+        <w:t>là</w:t>
+      </w:r>
+      <w:proofErr w:type="spellEnd"/>
+      <w:r>
+        <w:rPr>
+          <w:sz w:val="48"/>
+          <w:szCs w:val="48"/>
+        </w:rPr>
+        <w:t xml:space="preserve"> </w:t>
+      </w:r>
+      <w:proofErr w:type="spellStart"/>
+      <w:r>
+        <w:rPr>
+          <w:sz w:val="48"/>
+          <w:szCs w:val="48"/>
+        </w:rPr>
+        <w:t>một</w:t>
+      </w:r>
+      <w:proofErr w:type="spellEnd"/>
+      <w:r>
+        <w:rPr>
+          <w:sz w:val="48"/>
+          <w:szCs w:val="48"/>
+        </w:rPr>
+        <w:t xml:space="preserve"> </w:t>
+      </w:r>
+      <w:proofErr w:type="spellStart"/>
+      <w:r>
+        <w:rPr>
+          <w:sz w:val="48"/>
+          <w:szCs w:val="48"/>
+        </w:rPr>
+        <w:t>trường</w:t>
+      </w:r>
+      <w:proofErr w:type="spellEnd"/>
+      <w:r>
+        <w:rPr>
+          <w:sz w:val="48"/>
+          <w:szCs w:val="48"/>
+        </w:rPr>
+        <w:t xml:space="preserve"> </w:t>
+      </w:r>
+      <w:proofErr w:type="spellStart"/>
+      <w:r>
+        <w:rPr>
+          <w:sz w:val="48"/>
+          <w:szCs w:val="48"/>
+        </w:rPr>
+        <w:t>dữ</w:t>
+      </w:r>
+      <w:proofErr w:type="spellEnd"/>
+      <w:r>
+        <w:rPr>
+          <w:sz w:val="48"/>
+          <w:szCs w:val="48"/>
+        </w:rPr>
+        <w:t xml:space="preserve"> </w:t>
+      </w:r>
+      <w:proofErr w:type="spellStart"/>
+      <w:r>
+        <w:rPr>
+          <w:sz w:val="48"/>
+          <w:szCs w:val="48"/>
+        </w:rPr>
+        <w:t>liệu</w:t>
+      </w:r>
+      <w:proofErr w:type="spellEnd"/>
+      <w:r>
+        <w:rPr>
+          <w:sz w:val="48"/>
+          <w:szCs w:val="48"/>
+        </w:rPr>
+        <w:t xml:space="preserve"> (ID, </w:t>
+      </w:r>
+      <w:proofErr w:type="spellStart"/>
+      <w:r>
+        <w:rPr>
+          <w:sz w:val="48"/>
+          <w:szCs w:val="48"/>
+        </w:rPr>
+        <w:t>Họ</w:t>
+      </w:r>
+      <w:proofErr w:type="spellEnd"/>
+      <w:r>
+        <w:rPr>
+          <w:sz w:val="48"/>
+          <w:szCs w:val="48"/>
+        </w:rPr>
+        <w:t xml:space="preserve"> </w:t>
+      </w:r>
+      <w:proofErr w:type="spellStart"/>
+      <w:r>
+        <w:rPr>
+          <w:sz w:val="48"/>
+          <w:szCs w:val="48"/>
+        </w:rPr>
+        <w:t>tên</w:t>
+      </w:r>
+      <w:proofErr w:type="spellEnd"/>
+      <w:r>
+        <w:rPr>
+          <w:sz w:val="48"/>
+          <w:szCs w:val="48"/>
+        </w:rPr>
+        <w:t xml:space="preserve">, </w:t>
+      </w:r>
+      <w:proofErr w:type="spellStart"/>
+      <w:r>
+        <w:rPr>
+          <w:sz w:val="48"/>
+          <w:szCs w:val="48"/>
+        </w:rPr>
+        <w:t>Ngày</w:t>
+      </w:r>
+      <w:proofErr w:type="spellEnd"/>
+      <w:r>
+        <w:rPr>
+          <w:sz w:val="48"/>
+          <w:szCs w:val="48"/>
+        </w:rPr>
+        <w:t xml:space="preserve"> </w:t>
+      </w:r>
+      <w:proofErr w:type="spellStart"/>
+      <w:r>
+        <w:rPr>
+          <w:sz w:val="48"/>
+          <w:szCs w:val="48"/>
+        </w:rPr>
+        <w:t>sinh</w:t>
+      </w:r>
+      <w:proofErr w:type="spellEnd"/>
+      <w:r>
+        <w:rPr>
+          <w:sz w:val="48"/>
+          <w:szCs w:val="48"/>
+        </w:rPr>
+        <w:t xml:space="preserve">, </w:t>
+      </w:r>
+      <w:proofErr w:type="spellStart"/>
+      <w:r>
+        <w:rPr>
+          <w:sz w:val="48"/>
+          <w:szCs w:val="48"/>
+        </w:rPr>
+        <w:t>Giới</w:t>
+      </w:r>
+      <w:proofErr w:type="spellEnd"/>
+      <w:r>
+        <w:rPr>
+          <w:sz w:val="48"/>
+          <w:szCs w:val="48"/>
+        </w:rPr>
+        <w:t xml:space="preserve"> </w:t>
+      </w:r>
+      <w:proofErr w:type="spellStart"/>
+      <w:r>
+        <w:rPr>
+          <w:sz w:val="48"/>
+          <w:szCs w:val="48"/>
+        </w:rPr>
+        <w:t>tính</w:t>
+      </w:r>
+      <w:proofErr w:type="spellEnd"/>
+      <w:r>
+        <w:rPr>
+          <w:sz w:val="48"/>
+          <w:szCs w:val="48"/>
+        </w:rPr>
+        <w:t xml:space="preserve">, SĐT, </w:t>
+      </w:r>
+      <w:proofErr w:type="spellStart"/>
+      <w:r>
+        <w:rPr>
+          <w:sz w:val="48"/>
+          <w:szCs w:val="48"/>
+        </w:rPr>
+        <w:t>Trạng</w:t>
+      </w:r>
+      <w:proofErr w:type="spellEnd"/>
+      <w:r>
+        <w:rPr>
+          <w:sz w:val="48"/>
+          <w:szCs w:val="48"/>
+        </w:rPr>
+        <w:t xml:space="preserve"> </w:t>
+      </w:r>
+      <w:proofErr w:type="spellStart"/>
+      <w:r>
+        <w:rPr>
+          <w:sz w:val="48"/>
+          <w:szCs w:val="48"/>
+        </w:rPr>
+        <w:t>thái</w:t>
+      </w:r>
+      <w:proofErr w:type="spellEnd"/>
+      <w:r>
+        <w:rPr>
+          <w:sz w:val="48"/>
+          <w:szCs w:val="48"/>
+        </w:rPr>
+        <w:t xml:space="preserve">). </w:t>
+      </w:r>
+      <w:proofErr w:type="spellStart"/>
+      <w:r>
+        <w:rPr>
+          <w:sz w:val="48"/>
+          <w:szCs w:val="48"/>
+        </w:rPr>
+        <w:t>Không</w:t>
+      </w:r>
+      <w:proofErr w:type="spellEnd"/>
+      <w:r>
+        <w:rPr>
+          <w:sz w:val="48"/>
+          <w:szCs w:val="48"/>
+        </w:rPr>
+        <w:t xml:space="preserve"> </w:t>
+      </w:r>
+      <w:proofErr w:type="spellStart"/>
+      <w:r>
+        <w:rPr>
+          <w:sz w:val="48"/>
+          <w:szCs w:val="48"/>
+        </w:rPr>
+        <w:t>dùng</w:t>
+      </w:r>
+      <w:proofErr w:type="spellEnd"/>
+      <w:r>
+        <w:rPr>
+          <w:sz w:val="48"/>
+          <w:szCs w:val="48"/>
+        </w:rPr>
+        <w:t xml:space="preserve"> </w:t>
+      </w:r>
+      <w:proofErr w:type="spellStart"/>
+      <w:r>
+        <w:rPr>
+          <w:sz w:val="48"/>
+          <w:szCs w:val="48"/>
+        </w:rPr>
+        <w:t>tính</w:t>
+      </w:r>
+      <w:proofErr w:type="spellEnd"/>
+      <w:r>
+        <w:rPr>
+          <w:sz w:val="48"/>
+          <w:szCs w:val="48"/>
+        </w:rPr>
+        <w:t xml:space="preserve"> </w:t>
+      </w:r>
+      <w:proofErr w:type="spellStart"/>
+      <w:r>
+        <w:rPr>
+          <w:sz w:val="48"/>
+          <w:szCs w:val="48"/>
+        </w:rPr>
+        <w:t>năng</w:t>
+      </w:r>
+      <w:proofErr w:type="spellEnd"/>
+      <w:r>
+        <w:rPr>
+          <w:sz w:val="48"/>
+          <w:szCs w:val="48"/>
+        </w:rPr>
+        <w:t xml:space="preserve"> </w:t>
+      </w:r>
+      <w:proofErr w:type="spellStart"/>
+      <w:r>
+        <w:rPr>
+          <w:sz w:val="48"/>
+          <w:szCs w:val="48"/>
+        </w:rPr>
+        <w:t>trộn</w:t>
+      </w:r>
+      <w:proofErr w:type="spellEnd"/>
+      <w:r>
+        <w:rPr>
+          <w:sz w:val="48"/>
+          <w:szCs w:val="48"/>
+        </w:rPr>
+        <w:t xml:space="preserve"> ô (Merge cells) </w:t>
+      </w:r>
+      <w:proofErr w:type="spellStart"/>
+      <w:r>
+        <w:rPr>
+          <w:sz w:val="48"/>
+          <w:szCs w:val="48"/>
+        </w:rPr>
+        <w:t>trong</w:t>
+      </w:r>
+      <w:proofErr w:type="spellEnd"/>
+      <w:r>
+        <w:rPr>
+          <w:sz w:val="48"/>
+          <w:szCs w:val="48"/>
+        </w:rPr>
+        <w:t xml:space="preserve"> </w:t>
+      </w:r>
+      <w:proofErr w:type="spellStart"/>
+      <w:r>
+        <w:rPr>
+          <w:sz w:val="48"/>
+          <w:szCs w:val="48"/>
+        </w:rPr>
+        <w:t>vùng</w:t>
+      </w:r>
+      <w:proofErr w:type="spellEnd"/>
+      <w:r>
+        <w:rPr>
+          <w:sz w:val="48"/>
+          <w:szCs w:val="48"/>
+        </w:rPr>
+        <w:t xml:space="preserve"> </w:t>
+      </w:r>
+      <w:proofErr w:type="spellStart"/>
+      <w:r>
+        <w:rPr>
+          <w:sz w:val="48"/>
+          <w:szCs w:val="48"/>
+        </w:rPr>
+        <w:t>dữ</w:t>
+      </w:r>
+      <w:proofErr w:type="spellEnd"/>
+      <w:r>
+        <w:rPr>
+          <w:sz w:val="48"/>
+          <w:szCs w:val="48"/>
+        </w:rPr>
+        <w:t xml:space="preserve"> </w:t>
+      </w:r>
+      <w:proofErr w:type="spellStart"/>
+      <w:r>
+        <w:rPr>
+          <w:sz w:val="48"/>
+          <w:szCs w:val="48"/>
+        </w:rPr>
+        <w:t>liệu</w:t>
+      </w:r>
+      <w:proofErr w:type="spellEnd"/>
+      <w:r>
+        <w:rPr>
+          <w:sz w:val="48"/>
+          <w:szCs w:val="48"/>
+        </w:rPr>
+        <w:t>.</w:t>
+      </w:r>
+    </w:p>
+    <w:p>
+      <w:pPr>
+        <w:rPr>
+          <w:sz w:val="48"/>
+          <w:szCs w:val="48"/>
+        </w:rPr>
+      </w:pPr>
+      <w:proofErr w:type="spellStart"/>
+      <w:r>
+        <w:rPr>
+          <w:sz w:val="48"/>
+          <w:szCs w:val="48"/>
+        </w:rPr>
+        <w:lastRenderedPageBreak/>
+        <w:t>Xử</w:t>
+      </w:r>
+      <w:proofErr w:type="spellEnd"/>
+      <w:r>
+        <w:rPr>
+          <w:sz w:val="48"/>
+          <w:szCs w:val="48"/>
+        </w:rPr>
+        <w:t xml:space="preserve"> </w:t>
+      </w:r>
+      <w:proofErr w:type="spellStart"/>
+      <w:r>
+        <w:rPr>
+          <w:sz w:val="48"/>
+          <w:szCs w:val="48"/>
+        </w:rPr>
+        <w:t>lý</w:t>
+      </w:r>
+      <w:proofErr w:type="spellEnd"/>
+      <w:r>
+        <w:rPr>
+          <w:sz w:val="48"/>
+          <w:szCs w:val="48"/>
+        </w:rPr>
+        <w:t xml:space="preserve"> ô </w:t>
+      </w:r>
+      <w:proofErr w:type="spellStart"/>
+      <w:r>
+        <w:rPr>
+          <w:sz w:val="48"/>
+          <w:szCs w:val="48"/>
+        </w:rPr>
+        <w:t>trống</w:t>
+      </w:r>
+      <w:proofErr w:type="spellEnd"/>
+      <w:r>
+        <w:rPr>
+          <w:sz w:val="48"/>
+          <w:szCs w:val="48"/>
+        </w:rPr>
+        <w:t xml:space="preserve"> &amp; AutoFilter:</w:t>
+      </w:r>
+    </w:p>
+    <w:p>
+      <w:pPr>
+        <w:rPr>
+          <w:sz w:val="48"/>
+          <w:szCs w:val="48"/>
+        </w:rPr>
+      </w:pPr>
+      <w:r>
+        <w:rPr>
+          <w:sz w:val="48"/>
+          <w:szCs w:val="48"/>
+        </w:rPr>
+        <w:t xml:space="preserve">Nguyên </w:t>
+      </w:r>
+      <w:proofErr w:type="spellStart"/>
+      <w:r>
+        <w:rPr>
+          <w:sz w:val="48"/>
+          <w:szCs w:val="48"/>
+        </w:rPr>
+        <w:t>tắc</w:t>
+      </w:r>
+      <w:proofErr w:type="spellEnd"/>
+      <w:r>
+        <w:rPr>
+          <w:sz w:val="48"/>
+          <w:szCs w:val="48"/>
+        </w:rPr>
+        <w:t xml:space="preserve">: </w:t>
+      </w:r>
+      <w:proofErr w:type="spellStart"/>
+      <w:r>
+        <w:rPr>
+          <w:sz w:val="48"/>
+          <w:szCs w:val="48"/>
+        </w:rPr>
+        <w:t>Tránh</w:t>
+      </w:r>
+      <w:proofErr w:type="spellEnd"/>
+      <w:r>
+        <w:rPr>
+          <w:sz w:val="48"/>
+          <w:szCs w:val="48"/>
+        </w:rPr>
+        <w:t xml:space="preserve"> </w:t>
+      </w:r>
+      <w:proofErr w:type="spellStart"/>
+      <w:r>
+        <w:rPr>
+          <w:sz w:val="48"/>
+          <w:szCs w:val="48"/>
+        </w:rPr>
+        <w:t>để</w:t>
+      </w:r>
+      <w:proofErr w:type="spellEnd"/>
+      <w:r>
+        <w:rPr>
+          <w:sz w:val="48"/>
+          <w:szCs w:val="48"/>
+        </w:rPr>
+        <w:t xml:space="preserve"> </w:t>
+      </w:r>
+      <w:proofErr w:type="spellStart"/>
+      <w:r>
+        <w:rPr>
+          <w:sz w:val="48"/>
+          <w:szCs w:val="48"/>
+        </w:rPr>
+        <w:t>dòng</w:t>
+      </w:r>
+      <w:proofErr w:type="spellEnd"/>
+      <w:r>
+        <w:rPr>
+          <w:sz w:val="48"/>
+          <w:szCs w:val="48"/>
+        </w:rPr>
+        <w:t>/</w:t>
+      </w:r>
+      <w:proofErr w:type="spellStart"/>
+      <w:r>
+        <w:rPr>
+          <w:sz w:val="48"/>
+          <w:szCs w:val="48"/>
+        </w:rPr>
+        <w:t>cột</w:t>
+      </w:r>
+      <w:proofErr w:type="spellEnd"/>
+      <w:r>
+        <w:rPr>
+          <w:sz w:val="48"/>
+          <w:szCs w:val="48"/>
+        </w:rPr>
+        <w:t xml:space="preserve"> </w:t>
+      </w:r>
+      <w:proofErr w:type="spellStart"/>
+      <w:r>
+        <w:rPr>
+          <w:sz w:val="48"/>
+          <w:szCs w:val="48"/>
+        </w:rPr>
+        <w:t>trống</w:t>
+      </w:r>
+      <w:proofErr w:type="spellEnd"/>
+      <w:r>
+        <w:rPr>
+          <w:sz w:val="48"/>
+          <w:szCs w:val="48"/>
+        </w:rPr>
+        <w:t xml:space="preserve"> </w:t>
+      </w:r>
+      <w:proofErr w:type="spellStart"/>
+      <w:r>
+        <w:rPr>
+          <w:sz w:val="48"/>
+          <w:szCs w:val="48"/>
+        </w:rPr>
+        <w:t>ngắt</w:t>
+      </w:r>
+      <w:proofErr w:type="spellEnd"/>
+      <w:r>
+        <w:rPr>
+          <w:sz w:val="48"/>
+          <w:szCs w:val="48"/>
+        </w:rPr>
+        <w:t xml:space="preserve"> </w:t>
+      </w:r>
+      <w:proofErr w:type="spellStart"/>
+      <w:r>
+        <w:rPr>
+          <w:sz w:val="48"/>
+          <w:szCs w:val="48"/>
+        </w:rPr>
+        <w:t>quãng</w:t>
+      </w:r>
+      <w:proofErr w:type="spellEnd"/>
+      <w:r>
+        <w:rPr>
+          <w:sz w:val="48"/>
+          <w:szCs w:val="48"/>
+        </w:rPr>
+        <w:t xml:space="preserve"> </w:t>
+      </w:r>
+      <w:proofErr w:type="spellStart"/>
+      <w:r>
+        <w:rPr>
+          <w:sz w:val="48"/>
+          <w:szCs w:val="48"/>
+        </w:rPr>
+        <w:t>bảng</w:t>
+      </w:r>
+      <w:proofErr w:type="spellEnd"/>
+      <w:r>
+        <w:rPr>
+          <w:sz w:val="48"/>
+          <w:szCs w:val="48"/>
+        </w:rPr>
+        <w:t xml:space="preserve"> </w:t>
+      </w:r>
+      <w:proofErr w:type="spellStart"/>
+      <w:r>
+        <w:rPr>
+          <w:sz w:val="48"/>
+          <w:szCs w:val="48"/>
+        </w:rPr>
+        <w:t>dữ</w:t>
+      </w:r>
+      <w:proofErr w:type="spellEnd"/>
+      <w:r>
+        <w:rPr>
+          <w:sz w:val="48"/>
+          <w:szCs w:val="48"/>
+        </w:rPr>
+        <w:t xml:space="preserve"> </w:t>
+      </w:r>
+      <w:proofErr w:type="spellStart"/>
+      <w:r>
+        <w:rPr>
+          <w:sz w:val="48"/>
+          <w:szCs w:val="48"/>
+        </w:rPr>
+        <w:t>liệu</w:t>
+      </w:r>
+      <w:proofErr w:type="spellEnd"/>
+      <w:r>
+        <w:rPr>
+          <w:sz w:val="48"/>
+          <w:szCs w:val="48"/>
+        </w:rPr>
+        <w:t xml:space="preserve"> </w:t>
+      </w:r>
+      <w:proofErr w:type="spellStart"/>
+      <w:r>
+        <w:rPr>
+          <w:sz w:val="48"/>
+          <w:szCs w:val="48"/>
+        </w:rPr>
+        <w:t>để</w:t>
+      </w:r>
+      <w:proofErr w:type="spellEnd"/>
+      <w:r>
+        <w:rPr>
+          <w:sz w:val="48"/>
+          <w:szCs w:val="48"/>
+        </w:rPr>
+        <w:t xml:space="preserve"> </w:t>
+      </w:r>
+      <w:proofErr w:type="spellStart"/>
+      <w:r>
+        <w:rPr>
+          <w:sz w:val="48"/>
+          <w:szCs w:val="48"/>
+        </w:rPr>
+        <w:t>tránh</w:t>
+      </w:r>
+      <w:proofErr w:type="spellEnd"/>
+      <w:r>
+        <w:rPr>
+          <w:sz w:val="48"/>
+          <w:szCs w:val="48"/>
+        </w:rPr>
+        <w:t xml:space="preserve"> </w:t>
+      </w:r>
+      <w:proofErr w:type="spellStart"/>
+      <w:r>
+        <w:rPr>
+          <w:sz w:val="48"/>
+          <w:szCs w:val="48"/>
+        </w:rPr>
+        <w:t>làm</w:t>
+      </w:r>
+      <w:proofErr w:type="spellEnd"/>
+      <w:r>
+        <w:rPr>
+          <w:sz w:val="48"/>
+          <w:szCs w:val="48"/>
+        </w:rPr>
+        <w:t xml:space="preserve"> AutoFilter </w:t>
+      </w:r>
+      <w:proofErr w:type="spellStart"/>
+      <w:r>
+        <w:rPr>
+          <w:sz w:val="48"/>
+          <w:szCs w:val="48"/>
+        </w:rPr>
+        <w:t>bị</w:t>
+      </w:r>
+      <w:proofErr w:type="spellEnd"/>
+      <w:r>
+        <w:rPr>
+          <w:sz w:val="48"/>
+          <w:szCs w:val="48"/>
+        </w:rPr>
+        <w:t xml:space="preserve"> </w:t>
+      </w:r>
+      <w:proofErr w:type="spellStart"/>
+      <w:r>
+        <w:rPr>
+          <w:sz w:val="48"/>
+          <w:szCs w:val="48"/>
+        </w:rPr>
+        <w:t>cụt</w:t>
+      </w:r>
+      <w:proofErr w:type="spellEnd"/>
+      <w:r>
+        <w:rPr>
+          <w:sz w:val="48"/>
+          <w:szCs w:val="48"/>
+        </w:rPr>
+        <w:t>.</w:t>
+      </w:r>
+    </w:p>
+    <w:p>
+      <w:pPr>
+        <w:rPr>
+          <w:sz w:val="48"/>
+          <w:szCs w:val="48"/>
+        </w:rPr>
+      </w:pPr>
+      <w:r>
+        <w:rPr>
+          <w:sz w:val="48"/>
+          <w:szCs w:val="48"/>
+        </w:rPr>
+        <w:t xml:space="preserve">Quy </w:t>
+      </w:r>
+      <w:proofErr w:type="spellStart"/>
+      <w:r>
+        <w:rPr>
+          <w:sz w:val="48"/>
+          <w:szCs w:val="48"/>
+        </w:rPr>
+        <w:t>chuẩn</w:t>
+      </w:r>
+      <w:proofErr w:type="spellEnd"/>
+      <w:r>
+        <w:rPr>
+          <w:sz w:val="48"/>
+          <w:szCs w:val="48"/>
+        </w:rPr>
+        <w:t xml:space="preserve"> </w:t>
+      </w:r>
+      <w:proofErr w:type="spellStart"/>
+      <w:r>
+        <w:rPr>
+          <w:sz w:val="48"/>
+          <w:szCs w:val="48"/>
+        </w:rPr>
+        <w:t>hóa</w:t>
+      </w:r>
+      <w:proofErr w:type="spellEnd"/>
+      <w:r>
+        <w:rPr>
+          <w:sz w:val="48"/>
+          <w:szCs w:val="48"/>
+        </w:rPr>
+        <w:t xml:space="preserve">: </w:t>
+      </w:r>
+      <w:proofErr w:type="spellStart"/>
+      <w:r>
+        <w:rPr>
+          <w:sz w:val="48"/>
+          <w:szCs w:val="48"/>
+        </w:rPr>
+        <w:t>Điền</w:t>
+      </w:r>
+      <w:proofErr w:type="spellEnd"/>
+      <w:r>
+        <w:rPr>
+          <w:sz w:val="48"/>
+          <w:szCs w:val="48"/>
+        </w:rPr>
+        <w:t xml:space="preserve"> </w:t>
+      </w:r>
+      <w:proofErr w:type="spellStart"/>
+      <w:r>
+        <w:rPr>
+          <w:sz w:val="48"/>
+          <w:szCs w:val="48"/>
+        </w:rPr>
+        <w:t>giá</w:t>
+      </w:r>
+      <w:proofErr w:type="spellEnd"/>
+      <w:r>
+        <w:rPr>
+          <w:sz w:val="48"/>
+          <w:szCs w:val="48"/>
+        </w:rPr>
+        <w:t xml:space="preserve"> </w:t>
+      </w:r>
+      <w:proofErr w:type="spellStart"/>
+      <w:r>
+        <w:rPr>
+          <w:sz w:val="48"/>
+          <w:szCs w:val="48"/>
+        </w:rPr>
+        <w:t>trị</w:t>
+      </w:r>
+      <w:proofErr w:type="spellEnd"/>
+      <w:r>
+        <w:rPr>
+          <w:sz w:val="48"/>
+          <w:szCs w:val="48"/>
+        </w:rPr>
+        <w:t xml:space="preserve"> N/A </w:t>
+      </w:r>
+      <w:proofErr w:type="spellStart"/>
+      <w:r>
+        <w:rPr>
+          <w:sz w:val="48"/>
+          <w:szCs w:val="48"/>
+        </w:rPr>
+        <w:t>hoặc</w:t>
+      </w:r>
+      <w:proofErr w:type="spellEnd"/>
+      <w:r>
+        <w:rPr>
+          <w:sz w:val="48"/>
+          <w:szCs w:val="48"/>
+        </w:rPr>
+        <w:t xml:space="preserve"> </w:t>
+      </w:r>
+      <w:proofErr w:type="spellStart"/>
+      <w:r>
+        <w:rPr>
+          <w:sz w:val="48"/>
+          <w:szCs w:val="48"/>
+        </w:rPr>
+        <w:t>Chưa</w:t>
+      </w:r>
+      <w:proofErr w:type="spellEnd"/>
+      <w:r>
+        <w:rPr>
+          <w:sz w:val="48"/>
+          <w:szCs w:val="48"/>
+        </w:rPr>
+        <w:t xml:space="preserve"> </w:t>
+      </w:r>
+      <w:proofErr w:type="spellStart"/>
+      <w:r>
+        <w:rPr>
+          <w:sz w:val="48"/>
+          <w:szCs w:val="48"/>
+        </w:rPr>
+        <w:t>cập</w:t>
+      </w:r>
+      <w:proofErr w:type="spellEnd"/>
+      <w:r>
+        <w:rPr>
+          <w:sz w:val="48"/>
+          <w:szCs w:val="48"/>
+        </w:rPr>
+        <w:t xml:space="preserve"> </w:t>
+      </w:r>
+      <w:proofErr w:type="spellStart"/>
+      <w:r>
+        <w:rPr>
+          <w:sz w:val="48"/>
+          <w:szCs w:val="48"/>
+        </w:rPr>
+        <w:t>nhật</w:t>
+      </w:r>
+      <w:proofErr w:type="spellEnd"/>
+      <w:r>
+        <w:rPr>
+          <w:sz w:val="48"/>
+          <w:szCs w:val="48"/>
+        </w:rPr>
+        <w:t xml:space="preserve"> </w:t>
+      </w:r>
+      <w:proofErr w:type="spellStart"/>
+      <w:r>
+        <w:rPr>
+          <w:sz w:val="48"/>
+          <w:szCs w:val="48"/>
+        </w:rPr>
+        <w:t>vào</w:t>
+      </w:r>
+      <w:proofErr w:type="spellEnd"/>
+      <w:r>
+        <w:rPr>
+          <w:sz w:val="48"/>
+          <w:szCs w:val="48"/>
+        </w:rPr>
+        <w:t xml:space="preserve"> </w:t>
+      </w:r>
+      <w:proofErr w:type="spellStart"/>
+      <w:r>
+        <w:rPr>
+          <w:sz w:val="48"/>
+          <w:szCs w:val="48"/>
+        </w:rPr>
+        <w:t>các</w:t>
+      </w:r>
+      <w:proofErr w:type="spellEnd"/>
+      <w:r>
+        <w:rPr>
+          <w:sz w:val="48"/>
+          <w:szCs w:val="48"/>
+        </w:rPr>
+        <w:t xml:space="preserve"> ô </w:t>
+      </w:r>
+      <w:proofErr w:type="spellStart"/>
+      <w:r>
+        <w:rPr>
+          <w:sz w:val="48"/>
+          <w:szCs w:val="48"/>
+        </w:rPr>
+        <w:t>trống</w:t>
+      </w:r>
+      <w:proofErr w:type="spellEnd"/>
+      <w:r>
+        <w:rPr>
+          <w:sz w:val="48"/>
+          <w:szCs w:val="48"/>
+        </w:rPr>
+        <w:t xml:space="preserve"> </w:t>
+      </w:r>
+      <w:proofErr w:type="spellStart"/>
+      <w:r>
+        <w:rPr>
+          <w:sz w:val="48"/>
+          <w:szCs w:val="48"/>
+        </w:rPr>
+        <w:t>thay</w:t>
+      </w:r>
+      <w:proofErr w:type="spellEnd"/>
+      <w:r>
+        <w:rPr>
+          <w:sz w:val="48"/>
+          <w:szCs w:val="48"/>
+        </w:rPr>
+        <w:t xml:space="preserve"> </w:t>
+      </w:r>
+      <w:proofErr w:type="spellStart"/>
+      <w:r>
+        <w:rPr>
+          <w:sz w:val="48"/>
+          <w:szCs w:val="48"/>
+        </w:rPr>
+        <w:t>vì</w:t>
+      </w:r>
+      <w:proofErr w:type="spellEnd"/>
+      <w:r>
+        <w:rPr>
+          <w:sz w:val="48"/>
+          <w:szCs w:val="48"/>
+        </w:rPr>
+        <w:t xml:space="preserve"> </w:t>
+      </w:r>
+      <w:proofErr w:type="spellStart"/>
+      <w:r>
+        <w:rPr>
+          <w:sz w:val="48"/>
+          <w:szCs w:val="48"/>
+        </w:rPr>
+        <w:t>để</w:t>
+      </w:r>
+      <w:proofErr w:type="spellEnd"/>
+      <w:r>
+        <w:rPr>
+          <w:sz w:val="48"/>
+          <w:szCs w:val="48"/>
+        </w:rPr>
+        <w:t xml:space="preserve"> </w:t>
+      </w:r>
+      <w:proofErr w:type="spellStart"/>
+      <w:r>
+        <w:rPr>
+          <w:sz w:val="48"/>
+          <w:szCs w:val="48"/>
+        </w:rPr>
+        <w:t>khoảng</w:t>
+      </w:r>
+      <w:proofErr w:type="spellEnd"/>
+      <w:r>
+        <w:rPr>
+          <w:sz w:val="48"/>
+          <w:szCs w:val="48"/>
+        </w:rPr>
+        <w:t xml:space="preserve"> </w:t>
+      </w:r>
+      <w:proofErr w:type="spellStart"/>
+      <w:r>
+        <w:rPr>
+          <w:sz w:val="48"/>
+          <w:szCs w:val="48"/>
+        </w:rPr>
+        <w:t>trắng</w:t>
+      </w:r>
+      <w:proofErr w:type="spellEnd"/>
+      <w:r>
+        <w:rPr>
+          <w:sz w:val="48"/>
+          <w:szCs w:val="48"/>
+        </w:rPr>
+        <w:t>.</w:t>
+      </w:r>
+    </w:p>
+    <w:p>
+      <w:pPr>
+        <w:rPr>
+          <w:sz w:val="48"/>
+          <w:szCs w:val="48"/>
+        </w:rPr>
+      </w:pPr>
+      <w:r>
+        <w:rPr>
+          <w:sz w:val="48"/>
+          <w:szCs w:val="48"/>
+        </w:rPr>
+        <w:t xml:space="preserve">Thao </w:t>
+      </w:r>
+      <w:proofErr w:type="spellStart"/>
+      <w:r>
+        <w:rPr>
+          <w:sz w:val="48"/>
+          <w:szCs w:val="48"/>
+        </w:rPr>
+        <w:t>tác</w:t>
+      </w:r>
+      <w:proofErr w:type="spellEnd"/>
+      <w:r>
+        <w:rPr>
+          <w:sz w:val="48"/>
+          <w:szCs w:val="48"/>
+        </w:rPr>
+        <w:t xml:space="preserve"> </w:t>
+      </w:r>
+      <w:proofErr w:type="spellStart"/>
+      <w:r>
+        <w:rPr>
+          <w:sz w:val="48"/>
+          <w:szCs w:val="48"/>
+        </w:rPr>
+        <w:t>lọc</w:t>
+      </w:r>
+      <w:proofErr w:type="spellEnd"/>
+      <w:r>
+        <w:rPr>
+          <w:sz w:val="48"/>
+          <w:szCs w:val="48"/>
+        </w:rPr>
+        <w:t xml:space="preserve">: </w:t>
+      </w:r>
+      <w:proofErr w:type="spellStart"/>
+      <w:r>
+        <w:rPr>
+          <w:sz w:val="48"/>
+          <w:szCs w:val="48"/>
+        </w:rPr>
+        <w:t>Bôi</w:t>
+      </w:r>
+      <w:proofErr w:type="spellEnd"/>
+      <w:r>
+        <w:rPr>
+          <w:sz w:val="48"/>
+          <w:szCs w:val="48"/>
+        </w:rPr>
+        <w:t xml:space="preserve"> </w:t>
+      </w:r>
+      <w:proofErr w:type="spellStart"/>
+      <w:r>
+        <w:rPr>
+          <w:sz w:val="48"/>
+          <w:szCs w:val="48"/>
+        </w:rPr>
+        <w:t>đen</w:t>
+      </w:r>
+      <w:proofErr w:type="spellEnd"/>
+      <w:r>
+        <w:rPr>
+          <w:sz w:val="48"/>
+          <w:szCs w:val="48"/>
+        </w:rPr>
+        <w:t xml:space="preserve"> </w:t>
+      </w:r>
+      <w:proofErr w:type="spellStart"/>
+      <w:r>
+        <w:rPr>
+          <w:sz w:val="48"/>
+          <w:szCs w:val="48"/>
+        </w:rPr>
+        <w:t>toàn</w:t>
+      </w:r>
+      <w:proofErr w:type="spellEnd"/>
+      <w:r>
+        <w:rPr>
+          <w:sz w:val="48"/>
+          <w:szCs w:val="48"/>
+        </w:rPr>
+        <w:t xml:space="preserve"> </w:t>
+      </w:r>
+      <w:proofErr w:type="spellStart"/>
+      <w:r>
+        <w:rPr>
+          <w:sz w:val="48"/>
+          <w:szCs w:val="48"/>
+        </w:rPr>
+        <w:t>bộ</w:t>
+      </w:r>
+      <w:proofErr w:type="spellEnd"/>
+      <w:r>
+        <w:rPr>
+          <w:sz w:val="48"/>
+          <w:szCs w:val="48"/>
+        </w:rPr>
+        <w:t xml:space="preserve"> </w:t>
+      </w:r>
+      <w:proofErr w:type="spellStart"/>
+      <w:r>
+        <w:rPr>
+          <w:sz w:val="48"/>
+          <w:szCs w:val="48"/>
+        </w:rPr>
+        <w:t>bảng</w:t>
+      </w:r>
+      <w:proofErr w:type="spellEnd"/>
+      <w:r>
+        <w:rPr>
+          <w:sz w:val="48"/>
+          <w:szCs w:val="48"/>
+        </w:rPr>
+        <w:t xml:space="preserve"> (Ctrl + A) </w:t>
+      </w:r>
+      <w:proofErr w:type="spellStart"/>
+      <w:r>
+        <w:rPr>
+          <w:sz w:val="48"/>
+          <w:szCs w:val="48"/>
+        </w:rPr>
+        <w:t>trước</w:t>
+      </w:r>
+      <w:proofErr w:type="spellEnd"/>
+      <w:r>
+        <w:rPr>
+          <w:sz w:val="48"/>
+          <w:szCs w:val="48"/>
+        </w:rPr>
+        <w:t xml:space="preserve"> </w:t>
+      </w:r>
+      <w:proofErr w:type="spellStart"/>
+      <w:r>
+        <w:rPr>
+          <w:sz w:val="48"/>
+          <w:szCs w:val="48"/>
+        </w:rPr>
+        <w:t>khi</w:t>
+      </w:r>
+      <w:proofErr w:type="spellEnd"/>
+      <w:r>
+        <w:rPr>
+          <w:sz w:val="48"/>
+          <w:szCs w:val="48"/>
+        </w:rPr>
+        <w:t xml:space="preserve"> </w:t>
+      </w:r>
+      <w:proofErr w:type="spellStart"/>
+      <w:r>
+        <w:rPr>
+          <w:sz w:val="48"/>
+          <w:szCs w:val="48"/>
+        </w:rPr>
+        <w:t>bật</w:t>
+      </w:r>
+      <w:proofErr w:type="spellEnd"/>
+      <w:r>
+        <w:rPr>
+          <w:sz w:val="48"/>
+          <w:szCs w:val="48"/>
+        </w:rPr>
+        <w:t xml:space="preserve"> </w:t>
+      </w:r>
+      <w:proofErr w:type="spellStart"/>
+      <w:r>
+        <w:rPr>
+          <w:sz w:val="48"/>
+          <w:szCs w:val="48"/>
+        </w:rPr>
+        <w:t>phím</w:t>
+      </w:r>
+      <w:proofErr w:type="spellEnd"/>
+      <w:r>
+        <w:rPr>
+          <w:sz w:val="48"/>
+          <w:szCs w:val="48"/>
+        </w:rPr>
+        <w:t xml:space="preserve"> </w:t>
+      </w:r>
+      <w:proofErr w:type="spellStart"/>
+      <w:r>
+        <w:rPr>
+          <w:sz w:val="48"/>
+          <w:szCs w:val="48"/>
+        </w:rPr>
+        <w:t>tắt</w:t>
+      </w:r>
+      <w:proofErr w:type="spellEnd"/>
+      <w:r>
+        <w:rPr>
+          <w:sz w:val="48"/>
+          <w:szCs w:val="48"/>
+        </w:rPr>
+        <w:t xml:space="preserve"> </w:t>
+      </w:r>
+      <w:proofErr w:type="spellStart"/>
+      <w:r>
+        <w:rPr>
+          <w:sz w:val="48"/>
+          <w:szCs w:val="48"/>
+        </w:rPr>
+        <w:t>lọc</w:t>
+      </w:r>
+      <w:proofErr w:type="spellEnd"/>
+      <w:r>
+        <w:rPr>
+          <w:sz w:val="48"/>
+          <w:szCs w:val="48"/>
+        </w:rPr>
+        <w:t xml:space="preserve"> </w:t>
+      </w:r>
+      <w:proofErr w:type="spellStart"/>
+      <w:r>
+        <w:rPr>
+          <w:sz w:val="48"/>
+          <w:szCs w:val="48"/>
+        </w:rPr>
+        <w:t>dữ</w:t>
+      </w:r>
+      <w:proofErr w:type="spellEnd"/>
+      <w:r>
+        <w:rPr>
+          <w:sz w:val="48"/>
+          <w:szCs w:val="48"/>
+        </w:rPr>
+        <w:t xml:space="preserve"> </w:t>
+      </w:r>
+      <w:proofErr w:type="spellStart"/>
+      <w:r>
+        <w:rPr>
+          <w:sz w:val="48"/>
+          <w:szCs w:val="48"/>
+        </w:rPr>
+        <w:t>liệu</w:t>
+      </w:r>
+      <w:proofErr w:type="spellEnd"/>
+      <w:r>
+        <w:rPr>
+          <w:sz w:val="48"/>
+          <w:szCs w:val="48"/>
+        </w:rPr>
+        <w:t xml:space="preserve"> (Ctrl + Shift + L).</w:t>
+      </w:r>
+    </w:p>
+    <w:p>
+      <w:pPr>
+        <w:rPr>
+          <w:sz w:val="48"/>
+          <w:szCs w:val="48"/>
+        </w:rPr>
+      </w:pPr>
+      <w:proofErr w:type="spellStart"/>
+      <w:r>
+        <w:rPr>
+          <w:sz w:val="48"/>
+          <w:szCs w:val="48"/>
+        </w:rPr>
+        <w:t>Trực</w:t>
+      </w:r>
+      <w:proofErr w:type="spellEnd"/>
+      <w:r>
+        <w:rPr>
+          <w:sz w:val="48"/>
+          <w:szCs w:val="48"/>
+        </w:rPr>
+        <w:t xml:space="preserve"> </w:t>
+      </w:r>
+      <w:proofErr w:type="spellStart"/>
+      <w:r>
+        <w:rPr>
+          <w:sz w:val="48"/>
+          <w:szCs w:val="48"/>
+        </w:rPr>
+        <w:t>quan</w:t>
+      </w:r>
+      <w:proofErr w:type="spellEnd"/>
+      <w:r>
+        <w:rPr>
+          <w:sz w:val="48"/>
+          <w:szCs w:val="48"/>
+        </w:rPr>
+        <w:t xml:space="preserve"> </w:t>
+      </w:r>
+      <w:proofErr w:type="spellStart"/>
+      <w:r>
+        <w:rPr>
+          <w:sz w:val="48"/>
+          <w:szCs w:val="48"/>
+        </w:rPr>
+        <w:t>hóa</w:t>
+      </w:r>
+      <w:proofErr w:type="spellEnd"/>
+      <w:r>
+        <w:rPr>
+          <w:sz w:val="48"/>
+          <w:szCs w:val="48"/>
+        </w:rPr>
+        <w:t xml:space="preserve"> </w:t>
+      </w:r>
+      <w:proofErr w:type="spellStart"/>
+      <w:r>
+        <w:rPr>
+          <w:sz w:val="48"/>
+          <w:szCs w:val="48"/>
+        </w:rPr>
+        <w:t>số</w:t>
+      </w:r>
+      <w:proofErr w:type="spellEnd"/>
+      <w:r>
+        <w:rPr>
+          <w:sz w:val="48"/>
+          <w:szCs w:val="48"/>
+        </w:rPr>
+        <w:t xml:space="preserve"> </w:t>
+      </w:r>
+      <w:proofErr w:type="spellStart"/>
+      <w:r>
+        <w:rPr>
+          <w:sz w:val="48"/>
+          <w:szCs w:val="48"/>
+        </w:rPr>
+        <w:t>liệu</w:t>
+      </w:r>
+      <w:proofErr w:type="spellEnd"/>
+      <w:r>
+        <w:rPr>
+          <w:sz w:val="48"/>
+          <w:szCs w:val="48"/>
+        </w:rPr>
+        <w:t xml:space="preserve"> </w:t>
+      </w:r>
+      <w:proofErr w:type="spellStart"/>
+      <w:r>
+        <w:rPr>
+          <w:sz w:val="48"/>
+          <w:szCs w:val="48"/>
+        </w:rPr>
+        <w:t>bằng</w:t>
+      </w:r>
+      <w:proofErr w:type="spellEnd"/>
+      <w:r>
+        <w:rPr>
+          <w:sz w:val="48"/>
+          <w:szCs w:val="48"/>
+        </w:rPr>
+        <w:t xml:space="preserve"> Donut Chart </w:t>
+      </w:r>
+      <w:proofErr w:type="spellStart"/>
+      <w:r>
+        <w:rPr>
+          <w:sz w:val="48"/>
+          <w:szCs w:val="48"/>
+        </w:rPr>
+        <w:t>tối</w:t>
+      </w:r>
+      <w:proofErr w:type="spellEnd"/>
+      <w:r>
+        <w:rPr>
+          <w:sz w:val="48"/>
+          <w:szCs w:val="48"/>
+        </w:rPr>
+        <w:t xml:space="preserve"> </w:t>
+      </w:r>
+      <w:proofErr w:type="spellStart"/>
+      <w:r>
+        <w:rPr>
+          <w:sz w:val="48"/>
+          <w:szCs w:val="48"/>
+        </w:rPr>
+        <w:t>giản</w:t>
+      </w:r>
+      <w:proofErr w:type="spellEnd"/>
+    </w:p>
+    <w:p>
+      <w:pPr>
+        <w:rPr>
+          <w:sz w:val="48"/>
+          <w:szCs w:val="48"/>
+        </w:rPr>
+      </w:pPr>
+      <w:r>
+        <w:rPr>
+          <w:sz w:val="48"/>
+          <w:szCs w:val="48"/>
+        </w:rPr>
+        <w:t xml:space="preserve">Quy </w:t>
+      </w:r>
+      <w:proofErr w:type="spellStart"/>
+      <w:r>
+        <w:rPr>
+          <w:sz w:val="48"/>
+          <w:szCs w:val="48"/>
+        </w:rPr>
+        <w:t>trình</w:t>
+      </w:r>
+      <w:proofErr w:type="spellEnd"/>
+      <w:r>
+        <w:rPr>
+          <w:sz w:val="48"/>
+          <w:szCs w:val="48"/>
+        </w:rPr>
+        <w:t xml:space="preserve"> </w:t>
+      </w:r>
+      <w:proofErr w:type="spellStart"/>
+      <w:r>
+        <w:rPr>
+          <w:sz w:val="48"/>
+          <w:szCs w:val="48"/>
+        </w:rPr>
+        <w:t>tạo</w:t>
+      </w:r>
+      <w:proofErr w:type="spellEnd"/>
+      <w:r>
+        <w:rPr>
+          <w:sz w:val="48"/>
+          <w:szCs w:val="48"/>
+        </w:rPr>
+        <w:t xml:space="preserve">: </w:t>
+      </w:r>
+      <w:proofErr w:type="spellStart"/>
+      <w:r>
+        <w:rPr>
+          <w:sz w:val="48"/>
+          <w:szCs w:val="48"/>
+        </w:rPr>
+        <w:t>Chọn</w:t>
+      </w:r>
+      <w:proofErr w:type="spellEnd"/>
+      <w:r>
+        <w:rPr>
+          <w:sz w:val="48"/>
+          <w:szCs w:val="48"/>
+        </w:rPr>
+        <w:t xml:space="preserve"> </w:t>
+      </w:r>
+      <w:proofErr w:type="spellStart"/>
+      <w:r>
+        <w:rPr>
+          <w:sz w:val="48"/>
+          <w:szCs w:val="48"/>
+        </w:rPr>
+        <w:t>bảng</w:t>
+      </w:r>
+      <w:proofErr w:type="spellEnd"/>
+      <w:r>
+        <w:rPr>
+          <w:sz w:val="48"/>
+          <w:szCs w:val="48"/>
+        </w:rPr>
+        <w:t xml:space="preserve"> </w:t>
+      </w:r>
+      <w:proofErr w:type="spellStart"/>
+      <w:r>
+        <w:rPr>
+          <w:sz w:val="48"/>
+          <w:szCs w:val="48"/>
+        </w:rPr>
+        <w:t>thống</w:t>
+      </w:r>
+      <w:proofErr w:type="spellEnd"/>
+      <w:r>
+        <w:rPr>
+          <w:sz w:val="48"/>
+          <w:szCs w:val="48"/>
+        </w:rPr>
+        <w:t xml:space="preserve"> </w:t>
+      </w:r>
+      <w:proofErr w:type="spellStart"/>
+      <w:r>
+        <w:rPr>
+          <w:sz w:val="48"/>
+          <w:szCs w:val="48"/>
+        </w:rPr>
+        <w:t>kê</w:t>
+      </w:r>
+      <w:proofErr w:type="spellEnd"/>
+      <w:r>
+        <w:rPr>
+          <w:sz w:val="48"/>
+          <w:szCs w:val="48"/>
+        </w:rPr>
+        <w:t xml:space="preserve"> </w:t>
+      </w:r>
+      <w:proofErr w:type="spellStart"/>
+      <w:r>
+        <w:rPr>
+          <w:sz w:val="48"/>
+          <w:szCs w:val="48"/>
+        </w:rPr>
+        <w:t>dữ</w:t>
+      </w:r>
+      <w:proofErr w:type="spellEnd"/>
+      <w:r>
+        <w:rPr>
+          <w:sz w:val="48"/>
+          <w:szCs w:val="48"/>
+        </w:rPr>
+        <w:t xml:space="preserve"> </w:t>
+      </w:r>
+      <w:proofErr w:type="spellStart"/>
+      <w:r>
+        <w:rPr>
+          <w:sz w:val="48"/>
+          <w:szCs w:val="48"/>
+        </w:rPr>
+        <w:t>liệu</w:t>
+      </w:r>
+      <w:proofErr w:type="spellEnd"/>
+      <w:r>
+        <w:rPr>
+          <w:sz w:val="48"/>
+          <w:szCs w:val="48"/>
+        </w:rPr>
+        <w:t xml:space="preserve"> </w:t>
+      </w:r>
+      <m:oMath>
+        <m:r>
+          <w:rPr>
+            <w:rFonts w:ascii="Cambria Math" w:hAnsi="Cambria Math"/>
+            <w:sz w:val="48"/>
+            <w:szCs w:val="48"/>
+          </w:rPr>
+          <m:t>→</m:t>
+        </m:r>
+      </m:oMath>
+      <w:r>
+        <w:rPr>
+          <w:sz w:val="48"/>
+          <w:szCs w:val="48"/>
+        </w:rPr>
+        <w:t>Ch</w:t>
+      </w:r>
+      <w:proofErr w:type="spellStart"/>
+      <w:r>
+        <w:rPr>
+          <w:sz w:val="48"/>
+          <w:szCs w:val="48"/>
+        </w:rPr>
+        <w:t>ọn</w:t>
+      </w:r>
+      <w:proofErr w:type="spellEnd"/>
+      <w:r>
+        <w:rPr>
+          <w:sz w:val="48"/>
+          <w:szCs w:val="48"/>
+        </w:rPr>
+        <w:t xml:space="preserve"> Insert </w:t>
+      </w:r>
+      <m:oMath>
+        <m:r>
+          <w:rPr>
+            <w:rFonts w:ascii="Cambria Math" w:hAnsi="Cambria Math"/>
+            <w:sz w:val="48"/>
+            <w:szCs w:val="48"/>
+          </w:rPr>
+          <m:t>→</m:t>
+        </m:r>
+      </m:oMath>
+      <w:r>
+        <w:rPr>
+          <w:sz w:val="48"/>
+          <w:szCs w:val="48"/>
+        </w:rPr>
+        <w:t>Ch</w:t>
+      </w:r>
+      <w:proofErr w:type="spellStart"/>
+      <w:r>
+        <w:rPr>
+          <w:sz w:val="48"/>
+          <w:szCs w:val="48"/>
+        </w:rPr>
+        <w:t>ọn</w:t>
+      </w:r>
+      <w:proofErr w:type="spellEnd"/>
+      <w:r>
+        <w:rPr>
+          <w:sz w:val="48"/>
+          <w:szCs w:val="48"/>
+        </w:rPr>
+        <w:t xml:space="preserve"> Pie </w:t>
+      </w:r>
+      <m:oMath>
+        <m:r>
+          <w:rPr>
+            <w:rFonts w:ascii="Cambria Math" w:hAnsi="Cambria Math"/>
+            <w:sz w:val="48"/>
+            <w:szCs w:val="48"/>
+          </w:rPr>
+          <m:t>→</m:t>
+        </m:r>
+      </m:oMath>
+      <w:r>
+        <w:rPr>
+          <w:sz w:val="48"/>
+          <w:szCs w:val="48"/>
+        </w:rPr>
+        <w:t>Ch</w:t>
+      </w:r>
+      <w:proofErr w:type="spellStart"/>
+      <w:r>
+        <w:rPr>
+          <w:sz w:val="48"/>
+          <w:szCs w:val="48"/>
+        </w:rPr>
+        <w:t>ọn</w:t>
+      </w:r>
+      <w:proofErr w:type="spellEnd"/>
+      <w:r>
+        <w:rPr>
+          <w:sz w:val="48"/>
+          <w:szCs w:val="48"/>
+        </w:rPr>
+        <w:t xml:space="preserve"> Doughnut.</w:t>
+      </w:r>
+      <w:r>
+        <w:rPr>
+          <w:sz w:val="48"/>
+          <w:szCs w:val="48"/>
+          <w:lang w:val="vi-VN"/>
+        </w:rPr>
+        <w:t xml:space="preserve"> </w:t>
+      </w:r>
+      <w:proofErr w:type="spellStart"/>
+      <w:r>
+        <w:rPr>
+          <w:sz w:val="48"/>
+          <w:szCs w:val="48"/>
+        </w:rPr>
+        <w:t>Tối</w:t>
+      </w:r>
+      <w:proofErr w:type="spellEnd"/>
+      <w:r>
+        <w:rPr>
+          <w:sz w:val="48"/>
+          <w:szCs w:val="48"/>
+        </w:rPr>
+        <w:t xml:space="preserve"> </w:t>
+      </w:r>
+      <w:proofErr w:type="spellStart"/>
+      <w:r>
+        <w:rPr>
+          <w:sz w:val="48"/>
+          <w:szCs w:val="48"/>
+        </w:rPr>
+        <w:t>ưu</w:t>
+      </w:r>
+      <w:proofErr w:type="spellEnd"/>
+      <w:r>
+        <w:rPr>
+          <w:sz w:val="48"/>
+          <w:szCs w:val="48"/>
+        </w:rPr>
+        <w:t xml:space="preserve"> </w:t>
+      </w:r>
+      <w:proofErr w:type="spellStart"/>
+      <w:r>
+        <w:rPr>
+          <w:sz w:val="48"/>
+          <w:szCs w:val="48"/>
+        </w:rPr>
+        <w:t>giao</w:t>
+      </w:r>
+      <w:proofErr w:type="spellEnd"/>
+      <w:r>
+        <w:rPr>
+          <w:sz w:val="48"/>
+          <w:szCs w:val="48"/>
+        </w:rPr>
+        <w:t xml:space="preserve"> </w:t>
+      </w:r>
+      <w:proofErr w:type="spellStart"/>
+      <w:r>
+        <w:rPr>
+          <w:sz w:val="48"/>
+          <w:szCs w:val="48"/>
+        </w:rPr>
+        <w:t>diện</w:t>
+      </w:r>
+      <w:proofErr w:type="spellEnd"/>
+      <w:r>
+        <w:rPr>
+          <w:sz w:val="48"/>
+          <w:szCs w:val="48"/>
+        </w:rPr>
+        <w:t>:</w:t>
+      </w:r>
+    </w:p>
+    <w:p>
+      <w:pPr>
+        <w:rPr>
+          <w:sz w:val="48"/>
+          <w:szCs w:val="48"/>
+          <w:lang w:val="vi-VN"/>
+        </w:rPr>
+      </w:pPr>
+      <w:proofErr w:type="spellStart"/>
+      <w:r>
+        <w:rPr>
+          <w:sz w:val="48"/>
+          <w:szCs w:val="48"/>
+        </w:rPr>
+        <w:t>Dùng</w:t>
+      </w:r>
+      <w:proofErr w:type="spellEnd"/>
+      <w:r>
+        <w:rPr>
+          <w:sz w:val="48"/>
+          <w:szCs w:val="48"/>
+        </w:rPr>
+        <w:t xml:space="preserve"> Data Labels (</w:t>
+      </w:r>
+      <w:proofErr w:type="spellStart"/>
+      <w:r>
+        <w:rPr>
+          <w:sz w:val="48"/>
+          <w:szCs w:val="48"/>
+        </w:rPr>
+        <w:t>hiển</w:t>
+      </w:r>
+      <w:proofErr w:type="spellEnd"/>
+      <w:r>
+        <w:rPr>
+          <w:sz w:val="48"/>
+          <w:szCs w:val="48"/>
+        </w:rPr>
+        <w:t xml:space="preserve"> </w:t>
+      </w:r>
+      <w:proofErr w:type="spellStart"/>
+      <w:r>
+        <w:rPr>
+          <w:sz w:val="48"/>
+          <w:szCs w:val="48"/>
+        </w:rPr>
+        <w:t>thị</w:t>
+      </w:r>
+      <w:proofErr w:type="spellEnd"/>
+      <w:r>
+        <w:rPr>
+          <w:sz w:val="48"/>
+          <w:szCs w:val="48"/>
+        </w:rPr>
+        <w:t xml:space="preserve"> </w:t>
+      </w:r>
+      <w:proofErr w:type="spellStart"/>
+      <w:r>
+        <w:rPr>
+          <w:sz w:val="48"/>
+          <w:szCs w:val="48"/>
+        </w:rPr>
+        <w:t>tên</w:t>
+      </w:r>
+      <w:proofErr w:type="spellEnd"/>
+      <w:r>
+        <w:rPr>
+          <w:sz w:val="48"/>
+          <w:szCs w:val="48"/>
+        </w:rPr>
+        <w:t xml:space="preserve"> </w:t>
+      </w:r>
+      <w:proofErr w:type="spellStart"/>
+      <w:r>
+        <w:rPr>
+          <w:sz w:val="48"/>
+          <w:szCs w:val="48"/>
+        </w:rPr>
+        <w:t>và</w:t>
+      </w:r>
+      <w:proofErr w:type="spellEnd"/>
+      <w:r>
+        <w:rPr>
+          <w:sz w:val="48"/>
+          <w:szCs w:val="48"/>
+        </w:rPr>
+        <w:t xml:space="preserve"> </w:t>
+      </w:r>
+      <w:proofErr w:type="spellStart"/>
+      <w:r>
+        <w:rPr>
+          <w:sz w:val="48"/>
+          <w:szCs w:val="48"/>
+        </w:rPr>
+        <w:t>phần</w:t>
+      </w:r>
+      <w:proofErr w:type="spellEnd"/>
+      <w:r>
+        <w:rPr>
+          <w:sz w:val="48"/>
+          <w:szCs w:val="48"/>
+        </w:rPr>
+        <w:t xml:space="preserve"> </w:t>
+      </w:r>
+      <w:proofErr w:type="spellStart"/>
+      <w:r>
+        <w:rPr>
+          <w:sz w:val="48"/>
+          <w:szCs w:val="48"/>
+        </w:rPr>
+        <w:t>trăm</w:t>
+      </w:r>
+      <w:proofErr w:type="spellEnd"/>
+      <w:r>
+        <w:rPr>
+          <w:sz w:val="48"/>
+          <w:szCs w:val="48"/>
+        </w:rPr>
+        <w:t xml:space="preserve">) </w:t>
+      </w:r>
+      <w:proofErr w:type="spellStart"/>
+      <w:r>
+        <w:rPr>
+          <w:sz w:val="48"/>
+          <w:szCs w:val="48"/>
+        </w:rPr>
+        <w:t>trực</w:t>
+      </w:r>
+      <w:proofErr w:type="spellEnd"/>
+      <w:r>
+        <w:rPr>
+          <w:sz w:val="48"/>
+          <w:szCs w:val="48"/>
+        </w:rPr>
+        <w:t xml:space="preserve"> </w:t>
+      </w:r>
+      <w:proofErr w:type="spellStart"/>
+      <w:r>
+        <w:rPr>
+          <w:sz w:val="48"/>
+          <w:szCs w:val="48"/>
+        </w:rPr>
+        <w:t>tiếp</w:t>
+      </w:r>
+      <w:proofErr w:type="spellEnd"/>
+      <w:r>
+        <w:rPr>
+          <w:sz w:val="48"/>
+          <w:szCs w:val="48"/>
+        </w:rPr>
+        <w:t xml:space="preserve"> </w:t>
+      </w:r>
+      <w:proofErr w:type="spellStart"/>
+      <w:r>
+        <w:rPr>
+          <w:sz w:val="48"/>
+          <w:szCs w:val="48"/>
+        </w:rPr>
+        <w:t>trên</w:t>
+      </w:r>
+      <w:proofErr w:type="spellEnd"/>
+      <w:r>
+        <w:rPr>
+          <w:sz w:val="48"/>
+          <w:szCs w:val="48"/>
+        </w:rPr>
+        <w:t xml:space="preserve"> </w:t>
+      </w:r>
+      <w:proofErr w:type="spellStart"/>
+      <w:r>
+        <w:rPr>
+          <w:sz w:val="48"/>
+          <w:szCs w:val="48"/>
+        </w:rPr>
+        <w:t>biểu</w:t>
+      </w:r>
+      <w:proofErr w:type="spellEnd"/>
+      <w:r>
+        <w:rPr>
+          <w:sz w:val="48"/>
+          <w:szCs w:val="48"/>
+        </w:rPr>
+        <w:t xml:space="preserve"> </w:t>
+      </w:r>
+      <w:proofErr w:type="spellStart"/>
+      <w:r>
+        <w:rPr>
+          <w:sz w:val="48"/>
+          <w:szCs w:val="48"/>
+        </w:rPr>
+        <w:t>đồ</w:t>
+      </w:r>
+      <w:proofErr w:type="spellEnd"/>
+      <w:r>
+        <w:rPr>
+          <w:sz w:val="48"/>
+          <w:szCs w:val="48"/>
+        </w:rPr>
+        <w:t xml:space="preserve"> </w:t>
+      </w:r>
+      <w:proofErr w:type="spellStart"/>
+      <w:r>
+        <w:rPr>
+          <w:sz w:val="48"/>
+          <w:szCs w:val="48"/>
+        </w:rPr>
+        <w:t>thay</w:t>
+      </w:r>
+      <w:proofErr w:type="spellEnd"/>
+      <w:r>
+        <w:rPr>
+          <w:sz w:val="48"/>
+          <w:szCs w:val="48"/>
+        </w:rPr>
+        <w:t xml:space="preserve"> </w:t>
+      </w:r>
+      <w:proofErr w:type="spellStart"/>
+      <w:r>
+        <w:rPr>
+          <w:sz w:val="48"/>
+          <w:szCs w:val="48"/>
+        </w:rPr>
+        <w:t>cho</w:t>
+      </w:r>
+      <w:proofErr w:type="spellEnd"/>
+      <w:r>
+        <w:rPr>
+          <w:sz w:val="48"/>
+          <w:szCs w:val="48"/>
+        </w:rPr>
+        <w:t xml:space="preserve"> </w:t>
+      </w:r>
+      <w:proofErr w:type="spellStart"/>
+      <w:r>
+        <w:rPr>
+          <w:sz w:val="48"/>
+          <w:szCs w:val="48"/>
+        </w:rPr>
+        <w:t>bảng</w:t>
+      </w:r>
+      <w:proofErr w:type="spellEnd"/>
+      <w:r>
+        <w:rPr>
+          <w:sz w:val="48"/>
+          <w:szCs w:val="48"/>
+        </w:rPr>
+        <w:t xml:space="preserve"> </w:t>
+      </w:r>
+      <w:proofErr w:type="spellStart"/>
+      <w:r>
+        <w:rPr>
+          <w:sz w:val="48"/>
+          <w:szCs w:val="48"/>
+        </w:rPr>
+        <w:t>chú</w:t>
+      </w:r>
+      <w:proofErr w:type="spellEnd"/>
+      <w:r>
+        <w:rPr>
+          <w:sz w:val="48"/>
+          <w:szCs w:val="48"/>
+        </w:rPr>
+        <w:t xml:space="preserve"> </w:t>
+      </w:r>
+      <w:proofErr w:type="spellStart"/>
+      <w:r>
+        <w:rPr>
+          <w:sz w:val="48"/>
+          <w:szCs w:val="48"/>
+        </w:rPr>
+        <w:t>thích</w:t>
+      </w:r>
+      <w:proofErr w:type="spellEnd"/>
+      <w:r>
+        <w:rPr>
+          <w:sz w:val="48"/>
+          <w:szCs w:val="48"/>
+        </w:rPr>
+        <w:t xml:space="preserve"> (Legend) </w:t>
+      </w:r>
+      <w:proofErr w:type="spellStart"/>
+      <w:r>
+        <w:rPr>
+          <w:sz w:val="48"/>
+          <w:szCs w:val="48"/>
+        </w:rPr>
+        <w:t>rườm</w:t>
+      </w:r>
+      <w:proofErr w:type="spellEnd"/>
+      <w:r>
+        <w:rPr>
+          <w:sz w:val="48"/>
+          <w:szCs w:val="48"/>
+        </w:rPr>
+        <w:t xml:space="preserve"> </w:t>
+      </w:r>
+      <w:proofErr w:type="spellStart"/>
+      <w:r>
+        <w:rPr>
+          <w:sz w:val="48"/>
+          <w:szCs w:val="48"/>
+        </w:rPr>
+        <w:t>rà</w:t>
+      </w:r>
+      <w:proofErr w:type="spellEnd"/>
+      <w:r>
+        <w:rPr>
+          <w:sz w:val="48"/>
+          <w:szCs w:val="48"/>
+        </w:rPr>
+        <w:t>.</w:t>
+      </w:r>
+    </w:p>
+    <w:p>
+      <w:pPr>
+        <w:rPr>
+          <w:sz w:val="48"/>
+          <w:szCs w:val="48"/>
+          <w:lang w:val="vi-VN"/>
+        </w:rPr>
+      </w:pPr>
+    </w:p>
+    <w:p>
+      <w:pPr>
+        <w:rPr>
+          <w:sz w:val="48"/>
+          <w:szCs w:val="48"/>
+        </w:rPr>
+      </w:pPr>
+      <w:proofErr w:type="spellStart"/>
+      <w:r>
+        <w:rPr>
+          <w:sz w:val="48"/>
+          <w:szCs w:val="48"/>
+        </w:rPr>
+        <w:lastRenderedPageBreak/>
+        <w:t>Chỉnh</w:t>
+      </w:r>
+      <w:proofErr w:type="spellEnd"/>
+      <w:r>
+        <w:rPr>
+          <w:sz w:val="48"/>
+          <w:szCs w:val="48"/>
+        </w:rPr>
+        <w:t xml:space="preserve"> Donut Hole Size ở </w:t>
+      </w:r>
+      <w:proofErr w:type="spellStart"/>
+      <w:r>
+        <w:rPr>
+          <w:sz w:val="48"/>
+          <w:szCs w:val="48"/>
+        </w:rPr>
+        <w:t>mức</w:t>
+      </w:r>
+      <w:proofErr w:type="spellEnd"/>
+      <w:r>
+        <w:rPr>
+          <w:sz w:val="48"/>
+          <w:szCs w:val="48"/>
+        </w:rPr>
+        <w:t xml:space="preserve"> 50% - 60% </w:t>
+      </w:r>
+      <w:proofErr w:type="spellStart"/>
+      <w:r>
+        <w:rPr>
+          <w:sz w:val="48"/>
+          <w:szCs w:val="48"/>
+        </w:rPr>
+        <w:t>để</w:t>
+      </w:r>
+      <w:proofErr w:type="spellEnd"/>
+      <w:r>
+        <w:rPr>
+          <w:sz w:val="48"/>
+          <w:szCs w:val="48"/>
+        </w:rPr>
+        <w:t xml:space="preserve"> </w:t>
+      </w:r>
+      <w:proofErr w:type="spellStart"/>
+      <w:r>
+        <w:rPr>
+          <w:sz w:val="48"/>
+          <w:szCs w:val="48"/>
+        </w:rPr>
+        <w:t>tạo</w:t>
+      </w:r>
+      <w:proofErr w:type="spellEnd"/>
+      <w:r>
+        <w:rPr>
+          <w:sz w:val="48"/>
+          <w:szCs w:val="48"/>
+        </w:rPr>
+        <w:t xml:space="preserve"> </w:t>
+      </w:r>
+      <w:proofErr w:type="spellStart"/>
+      <w:r>
+        <w:rPr>
+          <w:sz w:val="48"/>
+          <w:szCs w:val="48"/>
+        </w:rPr>
+        <w:t>độ</w:t>
+      </w:r>
+      <w:proofErr w:type="spellEnd"/>
+      <w:r>
+        <w:rPr>
+          <w:sz w:val="48"/>
+          <w:szCs w:val="48"/>
+        </w:rPr>
+        <w:t xml:space="preserve"> </w:t>
+      </w:r>
+      <w:proofErr w:type="spellStart"/>
+      <w:r>
+        <w:rPr>
+          <w:sz w:val="48"/>
+          <w:szCs w:val="48"/>
+        </w:rPr>
+        <w:t>thoáng</w:t>
+      </w:r>
+      <w:proofErr w:type="spellEnd"/>
+      <w:r>
+        <w:rPr>
+          <w:sz w:val="48"/>
+          <w:szCs w:val="48"/>
+        </w:rPr>
+        <w:t>.</w:t>
+      </w:r>
+    </w:p>
+    <w:p>
+      <w:pPr>
+        <w:rPr>
+          <w:sz w:val="48"/>
+          <w:szCs w:val="48"/>
+        </w:rPr>
+      </w:pPr>
+      <w:proofErr w:type="spellStart"/>
+      <w:r>
+        <w:rPr>
+          <w:sz w:val="48"/>
+          <w:szCs w:val="48"/>
+        </w:rPr>
+        <w:t>Sử</w:t>
+      </w:r>
+      <w:proofErr w:type="spellEnd"/>
+      <w:r>
+        <w:rPr>
+          <w:sz w:val="48"/>
+          <w:szCs w:val="48"/>
+        </w:rPr>
+        <w:t xml:space="preserve"> </w:t>
+      </w:r>
+      <w:proofErr w:type="spellStart"/>
+      <w:r>
+        <w:rPr>
+          <w:sz w:val="48"/>
+          <w:szCs w:val="48"/>
+        </w:rPr>
+        <w:t>dụng</w:t>
+      </w:r>
+      <w:proofErr w:type="spellEnd"/>
+      <w:r>
+        <w:rPr>
+          <w:sz w:val="48"/>
+          <w:szCs w:val="48"/>
+        </w:rPr>
+        <w:t xml:space="preserve"> </w:t>
+      </w:r>
+      <w:proofErr w:type="spellStart"/>
+      <w:r>
+        <w:rPr>
+          <w:sz w:val="48"/>
+          <w:szCs w:val="48"/>
+        </w:rPr>
+        <w:t>tông</w:t>
+      </w:r>
+      <w:proofErr w:type="spellEnd"/>
+      <w:r>
+        <w:rPr>
+          <w:sz w:val="48"/>
+          <w:szCs w:val="48"/>
+        </w:rPr>
+        <w:t xml:space="preserve"> </w:t>
+      </w:r>
+      <w:proofErr w:type="spellStart"/>
+      <w:r>
+        <w:rPr>
+          <w:sz w:val="48"/>
+          <w:szCs w:val="48"/>
+        </w:rPr>
+        <w:t>màu</w:t>
+      </w:r>
+      <w:proofErr w:type="spellEnd"/>
+      <w:r>
+        <w:rPr>
+          <w:sz w:val="48"/>
+          <w:szCs w:val="48"/>
+        </w:rPr>
+        <w:t xml:space="preserve"> </w:t>
+      </w:r>
+      <w:proofErr w:type="spellStart"/>
+      <w:r>
+        <w:rPr>
+          <w:sz w:val="48"/>
+          <w:szCs w:val="48"/>
+        </w:rPr>
+        <w:t>xanh</w:t>
+      </w:r>
+      <w:proofErr w:type="spellEnd"/>
+      <w:r>
+        <w:rPr>
+          <w:sz w:val="48"/>
+          <w:szCs w:val="48"/>
+        </w:rPr>
+        <w:t xml:space="preserve"> y </w:t>
+      </w:r>
+      <w:proofErr w:type="spellStart"/>
+      <w:r>
+        <w:rPr>
+          <w:sz w:val="48"/>
+          <w:szCs w:val="48"/>
+        </w:rPr>
+        <w:t>tế</w:t>
+      </w:r>
+      <w:proofErr w:type="spellEnd"/>
+      <w:r>
+        <w:rPr>
+          <w:sz w:val="48"/>
+          <w:szCs w:val="48"/>
+        </w:rPr>
+        <w:t xml:space="preserve"> </w:t>
+      </w:r>
+      <w:proofErr w:type="spellStart"/>
+      <w:r>
+        <w:rPr>
+          <w:sz w:val="48"/>
+          <w:szCs w:val="48"/>
+        </w:rPr>
+        <w:t>đồng</w:t>
+      </w:r>
+      <w:proofErr w:type="spellEnd"/>
+      <w:r>
+        <w:rPr>
+          <w:sz w:val="48"/>
+          <w:szCs w:val="48"/>
+        </w:rPr>
+        <w:t xml:space="preserve"> </w:t>
+      </w:r>
+      <w:proofErr w:type="spellStart"/>
+      <w:r>
+        <w:rPr>
+          <w:sz w:val="48"/>
+          <w:szCs w:val="48"/>
+        </w:rPr>
+        <w:t>bộ</w:t>
+      </w:r>
+      <w:proofErr w:type="spellEnd"/>
+      <w:r>
+        <w:rPr>
+          <w:sz w:val="48"/>
+          <w:szCs w:val="48"/>
+        </w:rPr>
+        <w:t xml:space="preserve">, </w:t>
+      </w:r>
+      <w:proofErr w:type="spellStart"/>
+      <w:r>
+        <w:rPr>
+          <w:sz w:val="48"/>
+          <w:szCs w:val="48"/>
+        </w:rPr>
+        <w:t>làm</w:t>
+      </w:r>
+      <w:proofErr w:type="spellEnd"/>
+      <w:r>
+        <w:rPr>
+          <w:sz w:val="48"/>
+          <w:szCs w:val="48"/>
+        </w:rPr>
+        <w:t xml:space="preserve"> </w:t>
+      </w:r>
+      <w:proofErr w:type="spellStart"/>
+      <w:r>
+        <w:rPr>
+          <w:sz w:val="48"/>
+          <w:szCs w:val="48"/>
+        </w:rPr>
+        <w:t>nổi</w:t>
+      </w:r>
+      <w:proofErr w:type="spellEnd"/>
+      <w:r>
+        <w:rPr>
+          <w:sz w:val="48"/>
+          <w:szCs w:val="48"/>
+        </w:rPr>
+        <w:t xml:space="preserve"> </w:t>
+      </w:r>
+      <w:proofErr w:type="spellStart"/>
+      <w:r>
+        <w:rPr>
+          <w:sz w:val="48"/>
+          <w:szCs w:val="48"/>
+        </w:rPr>
+        <w:t>bật</w:t>
+      </w:r>
+      <w:proofErr w:type="spellEnd"/>
+      <w:r>
+        <w:rPr>
+          <w:sz w:val="48"/>
+          <w:szCs w:val="48"/>
+        </w:rPr>
+        <w:t xml:space="preserve"> </w:t>
+      </w:r>
+      <w:proofErr w:type="spellStart"/>
+      <w:r>
+        <w:rPr>
+          <w:sz w:val="48"/>
+          <w:szCs w:val="48"/>
+        </w:rPr>
+        <w:t>nhóm</w:t>
+      </w:r>
+      <w:proofErr w:type="spellEnd"/>
+      <w:r>
+        <w:rPr>
+          <w:sz w:val="48"/>
+          <w:szCs w:val="48"/>
+        </w:rPr>
+        <w:t xml:space="preserve"> </w:t>
+      </w:r>
+      <w:proofErr w:type="spellStart"/>
+      <w:r>
+        <w:rPr>
+          <w:sz w:val="48"/>
+          <w:szCs w:val="48"/>
+        </w:rPr>
+        <w:t>trọng</w:t>
+      </w:r>
+      <w:proofErr w:type="spellEnd"/>
+      <w:r>
+        <w:rPr>
+          <w:sz w:val="48"/>
+          <w:szCs w:val="48"/>
+        </w:rPr>
+        <w:t xml:space="preserve"> </w:t>
+      </w:r>
+      <w:proofErr w:type="spellStart"/>
+      <w:r>
+        <w:rPr>
+          <w:sz w:val="48"/>
+          <w:szCs w:val="48"/>
+        </w:rPr>
+        <w:t>tâm</w:t>
+      </w:r>
+      <w:proofErr w:type="spellEnd"/>
+      <w:r>
+        <w:rPr>
+          <w:sz w:val="48"/>
+          <w:szCs w:val="48"/>
+        </w:rPr>
+        <w:t>.</w:t>
+      </w:r>
+    </w:p>
+    <w:p>
+      <w:pPr>
+        <w:rPr>
+          <w:b/>
+          <w:bCs/>
+          <w:sz w:val="48"/>
+          <w:szCs w:val="48"/>
+          <w:lang w:val="vi-VN"/>
+        </w:rPr>
+      </w:pPr>
+      <w:r>
+        <w:rPr>
+          <w:b/>
+          <w:bCs/>
+          <w:sz w:val="48"/>
+          <w:szCs w:val="48"/>
+          <w:lang w:val="vi-VN"/>
+        </w:rPr>
+        <w:t>Phần 3</w:t>
+      </w:r>
+    </w:p>
+    <w:p>
+      <w:pPr>
+        <w:rPr>
+          <w:sz w:val="48"/>
+          <w:szCs w:val="48"/>
+        </w:rPr>
+      </w:pPr>
+      <w:proofErr w:type="spellStart"/>
+      <w:r>
+        <w:rPr>
+          <w:sz w:val="48"/>
+          <w:szCs w:val="48"/>
+        </w:rPr>
+        <w:t>Tình</w:t>
+      </w:r>
+      <w:proofErr w:type="spellEnd"/>
+      <w:r>
+        <w:rPr>
+          <w:sz w:val="48"/>
+          <w:szCs w:val="48"/>
+        </w:rPr>
+        <w:t xml:space="preserve"> </w:t>
+      </w:r>
+      <w:proofErr w:type="spellStart"/>
+      <w:r>
+        <w:rPr>
+          <w:sz w:val="48"/>
+          <w:szCs w:val="48"/>
+        </w:rPr>
+        <w:t>huống</w:t>
+      </w:r>
+      <w:proofErr w:type="spellEnd"/>
+      <w:r>
+        <w:rPr>
+          <w:sz w:val="48"/>
+          <w:szCs w:val="48"/>
+        </w:rPr>
+        <w:t xml:space="preserve"> </w:t>
+      </w:r>
+      <w:proofErr w:type="spellStart"/>
+      <w:r>
+        <w:rPr>
+          <w:sz w:val="48"/>
+          <w:szCs w:val="48"/>
+        </w:rPr>
+        <w:t>giả</w:t>
+      </w:r>
+      <w:proofErr w:type="spellEnd"/>
+      <w:r>
+        <w:rPr>
+          <w:sz w:val="48"/>
+          <w:szCs w:val="48"/>
+        </w:rPr>
+        <w:t xml:space="preserve"> </w:t>
+      </w:r>
+      <w:proofErr w:type="spellStart"/>
+      <w:r>
+        <w:rPr>
+          <w:sz w:val="48"/>
+          <w:szCs w:val="48"/>
+        </w:rPr>
+        <w:t>định</w:t>
+      </w:r>
+      <w:proofErr w:type="spellEnd"/>
+      <w:r>
+        <w:rPr>
+          <w:sz w:val="48"/>
+          <w:szCs w:val="48"/>
+        </w:rPr>
+        <w:t xml:space="preserve">: Khi </w:t>
+      </w:r>
+      <w:proofErr w:type="spellStart"/>
+      <w:r>
+        <w:rPr>
+          <w:sz w:val="48"/>
+          <w:szCs w:val="48"/>
+        </w:rPr>
+        <w:t>soạn</w:t>
+      </w:r>
+      <w:proofErr w:type="spellEnd"/>
+      <w:r>
+        <w:rPr>
+          <w:sz w:val="48"/>
+          <w:szCs w:val="48"/>
+        </w:rPr>
+        <w:t xml:space="preserve"> </w:t>
+      </w:r>
+      <w:proofErr w:type="spellStart"/>
+      <w:r>
+        <w:rPr>
+          <w:sz w:val="48"/>
+          <w:szCs w:val="48"/>
+        </w:rPr>
+        <w:t>thảo</w:t>
+      </w:r>
+      <w:proofErr w:type="spellEnd"/>
+      <w:r>
+        <w:rPr>
+          <w:sz w:val="48"/>
+          <w:szCs w:val="48"/>
+        </w:rPr>
+        <w:t xml:space="preserve"> </w:t>
+      </w:r>
+      <w:proofErr w:type="spellStart"/>
+      <w:r>
+        <w:rPr>
+          <w:sz w:val="48"/>
+          <w:szCs w:val="48"/>
+        </w:rPr>
+        <w:t>tài</w:t>
+      </w:r>
+      <w:proofErr w:type="spellEnd"/>
+      <w:r>
+        <w:rPr>
+          <w:sz w:val="48"/>
+          <w:szCs w:val="48"/>
+        </w:rPr>
+        <w:t xml:space="preserve"> </w:t>
+      </w:r>
+      <w:proofErr w:type="spellStart"/>
+      <w:r>
+        <w:rPr>
+          <w:sz w:val="48"/>
+          <w:szCs w:val="48"/>
+        </w:rPr>
+        <w:t>liệu</w:t>
+      </w:r>
+      <w:proofErr w:type="spellEnd"/>
+      <w:r>
+        <w:rPr>
+          <w:sz w:val="48"/>
+          <w:szCs w:val="48"/>
+        </w:rPr>
+        <w:t xml:space="preserve"> SRS, </w:t>
+      </w:r>
+      <w:proofErr w:type="spellStart"/>
+      <w:r>
+        <w:rPr>
+          <w:sz w:val="48"/>
+          <w:szCs w:val="48"/>
+        </w:rPr>
+        <w:t>nếu</w:t>
+      </w:r>
+      <w:proofErr w:type="spellEnd"/>
+      <w:r>
+        <w:rPr>
+          <w:sz w:val="48"/>
+          <w:szCs w:val="48"/>
+        </w:rPr>
+        <w:t xml:space="preserve"> </w:t>
+      </w:r>
+      <w:proofErr w:type="spellStart"/>
+      <w:r>
+        <w:rPr>
+          <w:sz w:val="48"/>
+          <w:szCs w:val="48"/>
+        </w:rPr>
+        <w:t>bạn</w:t>
+      </w:r>
+      <w:proofErr w:type="spellEnd"/>
+      <w:r>
+        <w:rPr>
+          <w:sz w:val="48"/>
+          <w:szCs w:val="48"/>
+        </w:rPr>
+        <w:t xml:space="preserve"> </w:t>
+      </w:r>
+      <w:proofErr w:type="spellStart"/>
+      <w:r>
+        <w:rPr>
+          <w:sz w:val="48"/>
+          <w:szCs w:val="48"/>
+        </w:rPr>
+        <w:t>vô</w:t>
+      </w:r>
+      <w:proofErr w:type="spellEnd"/>
+      <w:r>
+        <w:rPr>
+          <w:sz w:val="48"/>
+          <w:szCs w:val="48"/>
+        </w:rPr>
+        <w:t xml:space="preserve"> </w:t>
+      </w:r>
+      <w:proofErr w:type="spellStart"/>
+      <w:r>
+        <w:rPr>
+          <w:sz w:val="48"/>
+          <w:szCs w:val="48"/>
+        </w:rPr>
+        <w:t>tình</w:t>
+      </w:r>
+      <w:proofErr w:type="spellEnd"/>
+      <w:r>
+        <w:rPr>
+          <w:sz w:val="48"/>
+          <w:szCs w:val="48"/>
+        </w:rPr>
+        <w:t xml:space="preserve"> </w:t>
+      </w:r>
+      <w:proofErr w:type="spellStart"/>
+      <w:r>
+        <w:rPr>
+          <w:sz w:val="48"/>
+          <w:szCs w:val="48"/>
+        </w:rPr>
+        <w:t>gán</w:t>
+      </w:r>
+      <w:proofErr w:type="spellEnd"/>
+      <w:r>
+        <w:rPr>
+          <w:sz w:val="48"/>
+          <w:szCs w:val="48"/>
+        </w:rPr>
+        <w:t xml:space="preserve"> </w:t>
+      </w:r>
+      <w:proofErr w:type="spellStart"/>
+      <w:r>
+        <w:rPr>
+          <w:sz w:val="48"/>
+          <w:szCs w:val="48"/>
+        </w:rPr>
+        <w:t>nhầm</w:t>
+      </w:r>
+      <w:proofErr w:type="spellEnd"/>
+      <w:r>
+        <w:rPr>
+          <w:sz w:val="48"/>
+          <w:szCs w:val="48"/>
+        </w:rPr>
+        <w:t xml:space="preserve"> </w:t>
+      </w:r>
+      <w:proofErr w:type="spellStart"/>
+      <w:r>
+        <w:rPr>
+          <w:sz w:val="48"/>
+          <w:szCs w:val="48"/>
+        </w:rPr>
+        <w:t>định</w:t>
+      </w:r>
+      <w:proofErr w:type="spellEnd"/>
+      <w:r>
+        <w:rPr>
+          <w:sz w:val="48"/>
+          <w:szCs w:val="48"/>
+        </w:rPr>
+        <w:t xml:space="preserve"> </w:t>
+      </w:r>
+      <w:proofErr w:type="spellStart"/>
+      <w:r>
+        <w:rPr>
+          <w:sz w:val="48"/>
+          <w:szCs w:val="48"/>
+        </w:rPr>
+        <w:t>dạng</w:t>
+      </w:r>
+      <w:proofErr w:type="spellEnd"/>
+      <w:r>
+        <w:rPr>
+          <w:sz w:val="48"/>
+          <w:szCs w:val="48"/>
+        </w:rPr>
+        <w:t xml:space="preserve"> Heading Styles (</w:t>
+      </w:r>
+      <w:proofErr w:type="spellStart"/>
+      <w:r>
+        <w:rPr>
+          <w:sz w:val="48"/>
+          <w:szCs w:val="48"/>
+        </w:rPr>
+        <w:t>ví</w:t>
+      </w:r>
+      <w:proofErr w:type="spellEnd"/>
+      <w:r>
+        <w:rPr>
+          <w:sz w:val="48"/>
+          <w:szCs w:val="48"/>
+        </w:rPr>
+        <w:t xml:space="preserve"> </w:t>
+      </w:r>
+      <w:proofErr w:type="spellStart"/>
+      <w:r>
+        <w:rPr>
+          <w:sz w:val="48"/>
+          <w:szCs w:val="48"/>
+        </w:rPr>
+        <w:t>dụ</w:t>
+      </w:r>
+      <w:proofErr w:type="spellEnd"/>
+      <w:r>
+        <w:rPr>
+          <w:sz w:val="48"/>
+          <w:szCs w:val="48"/>
+        </w:rPr>
+        <w:t xml:space="preserve">: </w:t>
+      </w:r>
+      <w:proofErr w:type="spellStart"/>
+      <w:r>
+        <w:rPr>
+          <w:sz w:val="48"/>
+          <w:szCs w:val="48"/>
+        </w:rPr>
+        <w:t>đang</w:t>
+      </w:r>
+      <w:proofErr w:type="spellEnd"/>
+      <w:r>
+        <w:rPr>
+          <w:sz w:val="48"/>
+          <w:szCs w:val="48"/>
+        </w:rPr>
+        <w:t xml:space="preserve"> </w:t>
+      </w:r>
+      <w:proofErr w:type="spellStart"/>
+      <w:r>
+        <w:rPr>
+          <w:sz w:val="48"/>
+          <w:szCs w:val="48"/>
+        </w:rPr>
+        <w:t>là</w:t>
+      </w:r>
+      <w:proofErr w:type="spellEnd"/>
+      <w:r>
+        <w:rPr>
+          <w:sz w:val="48"/>
+          <w:szCs w:val="48"/>
+        </w:rPr>
+        <w:t xml:space="preserve"> </w:t>
+      </w:r>
+      <w:proofErr w:type="spellStart"/>
+      <w:r>
+        <w:rPr>
+          <w:sz w:val="48"/>
+          <w:szCs w:val="48"/>
+        </w:rPr>
+        <w:t>đoạn</w:t>
+      </w:r>
+      <w:proofErr w:type="spellEnd"/>
+      <w:r>
+        <w:rPr>
+          <w:sz w:val="48"/>
+          <w:szCs w:val="48"/>
+        </w:rPr>
+        <w:t xml:space="preserve"> </w:t>
+      </w:r>
+      <w:proofErr w:type="spellStart"/>
+      <w:r>
+        <w:rPr>
+          <w:sz w:val="48"/>
+          <w:szCs w:val="48"/>
+        </w:rPr>
+        <w:t>văn</w:t>
+      </w:r>
+      <w:proofErr w:type="spellEnd"/>
+      <w:r>
+        <w:rPr>
+          <w:sz w:val="48"/>
+          <w:szCs w:val="48"/>
+        </w:rPr>
+        <w:t xml:space="preserve"> </w:t>
+      </w:r>
+      <w:proofErr w:type="spellStart"/>
+      <w:r>
+        <w:rPr>
+          <w:sz w:val="48"/>
+          <w:szCs w:val="48"/>
+        </w:rPr>
+        <w:t>bản</w:t>
+      </w:r>
+      <w:proofErr w:type="spellEnd"/>
+      <w:r>
+        <w:rPr>
+          <w:sz w:val="48"/>
+          <w:szCs w:val="48"/>
+        </w:rPr>
+        <w:t xml:space="preserve"> </w:t>
+      </w:r>
+      <w:proofErr w:type="spellStart"/>
+      <w:r>
+        <w:rPr>
+          <w:sz w:val="48"/>
+          <w:szCs w:val="48"/>
+        </w:rPr>
+        <w:t>nội</w:t>
+      </w:r>
+      <w:proofErr w:type="spellEnd"/>
+      <w:r>
+        <w:rPr>
+          <w:sz w:val="48"/>
+          <w:szCs w:val="48"/>
+        </w:rPr>
+        <w:t xml:space="preserve"> dung </w:t>
+      </w:r>
+      <w:proofErr w:type="spellStart"/>
+      <w:r>
+        <w:rPr>
+          <w:sz w:val="48"/>
+          <w:szCs w:val="48"/>
+        </w:rPr>
+        <w:t>bình</w:t>
+      </w:r>
+      <w:proofErr w:type="spellEnd"/>
+      <w:r>
+        <w:rPr>
+          <w:sz w:val="48"/>
+          <w:szCs w:val="48"/>
+        </w:rPr>
+        <w:t xml:space="preserve"> </w:t>
+      </w:r>
+      <w:proofErr w:type="spellStart"/>
+      <w:r>
+        <w:rPr>
+          <w:sz w:val="48"/>
+          <w:szCs w:val="48"/>
+        </w:rPr>
+        <w:t>thường</w:t>
+      </w:r>
+      <w:proofErr w:type="spellEnd"/>
+      <w:r>
+        <w:rPr>
+          <w:sz w:val="48"/>
+          <w:szCs w:val="48"/>
+        </w:rPr>
+        <w:t xml:space="preserve"> </w:t>
+      </w:r>
+      <w:proofErr w:type="spellStart"/>
+      <w:r>
+        <w:rPr>
+          <w:sz w:val="48"/>
+          <w:szCs w:val="48"/>
+        </w:rPr>
+        <w:t>lại</w:t>
+      </w:r>
+      <w:proofErr w:type="spellEnd"/>
+      <w:r>
+        <w:rPr>
+          <w:sz w:val="48"/>
+          <w:szCs w:val="48"/>
+        </w:rPr>
+        <w:t xml:space="preserve"> </w:t>
+      </w:r>
+      <w:proofErr w:type="spellStart"/>
+      <w:r>
+        <w:rPr>
+          <w:sz w:val="48"/>
+          <w:szCs w:val="48"/>
+        </w:rPr>
+        <w:t>bị</w:t>
+      </w:r>
+      <w:proofErr w:type="spellEnd"/>
+      <w:r>
+        <w:rPr>
+          <w:sz w:val="48"/>
+          <w:szCs w:val="48"/>
+        </w:rPr>
+        <w:t xml:space="preserve"> </w:t>
+      </w:r>
+      <w:proofErr w:type="spellStart"/>
+      <w:r>
+        <w:rPr>
+          <w:sz w:val="48"/>
+          <w:szCs w:val="48"/>
+        </w:rPr>
+        <w:t>ép</w:t>
+      </w:r>
+      <w:proofErr w:type="spellEnd"/>
+      <w:r>
+        <w:rPr>
+          <w:sz w:val="48"/>
+          <w:szCs w:val="48"/>
+        </w:rPr>
+        <w:t xml:space="preserve"> </w:t>
+      </w:r>
+      <w:proofErr w:type="spellStart"/>
+      <w:r>
+        <w:rPr>
+          <w:sz w:val="48"/>
+          <w:szCs w:val="48"/>
+        </w:rPr>
+        <w:t>nhầm</w:t>
+      </w:r>
+      <w:proofErr w:type="spellEnd"/>
+      <w:r>
+        <w:rPr>
+          <w:sz w:val="48"/>
+          <w:szCs w:val="48"/>
+        </w:rPr>
+        <w:t xml:space="preserve"> </w:t>
+      </w:r>
+      <w:proofErr w:type="spellStart"/>
+      <w:r>
+        <w:rPr>
+          <w:sz w:val="48"/>
+          <w:szCs w:val="48"/>
+        </w:rPr>
+        <w:t>thành</w:t>
+      </w:r>
+      <w:proofErr w:type="spellEnd"/>
+      <w:r>
+        <w:rPr>
+          <w:sz w:val="48"/>
+          <w:szCs w:val="48"/>
+        </w:rPr>
+        <w:t xml:space="preserve"> Heading 1 </w:t>
+      </w:r>
+      <w:proofErr w:type="spellStart"/>
+      <w:r>
+        <w:rPr>
+          <w:sz w:val="48"/>
+          <w:szCs w:val="48"/>
+        </w:rPr>
+        <w:t>hoặc</w:t>
+      </w:r>
+      <w:proofErr w:type="spellEnd"/>
+      <w:r>
+        <w:rPr>
+          <w:sz w:val="48"/>
+          <w:szCs w:val="48"/>
+        </w:rPr>
+        <w:t xml:space="preserve"> Heading 2, </w:t>
+      </w:r>
+      <w:proofErr w:type="spellStart"/>
+      <w:r>
+        <w:rPr>
+          <w:sz w:val="48"/>
+          <w:szCs w:val="48"/>
+        </w:rPr>
+        <w:t>làm</w:t>
+      </w:r>
+      <w:proofErr w:type="spellEnd"/>
+      <w:r>
+        <w:rPr>
+          <w:sz w:val="48"/>
+          <w:szCs w:val="48"/>
+        </w:rPr>
+        <w:t xml:space="preserve"> </w:t>
+      </w:r>
+      <w:proofErr w:type="spellStart"/>
+      <w:r>
+        <w:rPr>
+          <w:sz w:val="48"/>
+          <w:szCs w:val="48"/>
+        </w:rPr>
+        <w:t>rối</w:t>
+      </w:r>
+      <w:proofErr w:type="spellEnd"/>
+      <w:r>
+        <w:rPr>
+          <w:sz w:val="48"/>
+          <w:szCs w:val="48"/>
+        </w:rPr>
+        <w:t xml:space="preserve"> </w:t>
+      </w:r>
+      <w:proofErr w:type="spellStart"/>
+      <w:r>
+        <w:rPr>
+          <w:sz w:val="48"/>
+          <w:szCs w:val="48"/>
+        </w:rPr>
+        <w:t>loạn</w:t>
+      </w:r>
+      <w:proofErr w:type="spellEnd"/>
+      <w:r>
+        <w:rPr>
+          <w:sz w:val="48"/>
+          <w:szCs w:val="48"/>
+        </w:rPr>
+        <w:t xml:space="preserve"> </w:t>
+      </w:r>
+      <w:proofErr w:type="spellStart"/>
+      <w:r>
+        <w:rPr>
+          <w:sz w:val="48"/>
+          <w:szCs w:val="48"/>
+        </w:rPr>
+        <w:t>Mục</w:t>
+      </w:r>
+      <w:proofErr w:type="spellEnd"/>
+      <w:r>
+        <w:rPr>
+          <w:sz w:val="48"/>
+          <w:szCs w:val="48"/>
+        </w:rPr>
+        <w:t xml:space="preserve"> </w:t>
+      </w:r>
+      <w:proofErr w:type="spellStart"/>
+      <w:r>
+        <w:rPr>
+          <w:sz w:val="48"/>
+          <w:szCs w:val="48"/>
+        </w:rPr>
+        <w:t>lục</w:t>
+      </w:r>
+      <w:proofErr w:type="spellEnd"/>
+      <w:r>
+        <w:rPr>
+          <w:sz w:val="48"/>
+          <w:szCs w:val="48"/>
+        </w:rPr>
+        <w:t xml:space="preserve"> </w:t>
+      </w:r>
+      <w:proofErr w:type="spellStart"/>
+      <w:r>
+        <w:rPr>
+          <w:sz w:val="48"/>
+          <w:szCs w:val="48"/>
+        </w:rPr>
+        <w:t>tự</w:t>
+      </w:r>
+      <w:proofErr w:type="spellEnd"/>
+      <w:r>
+        <w:rPr>
+          <w:sz w:val="48"/>
+          <w:szCs w:val="48"/>
+        </w:rPr>
+        <w:t xml:space="preserve"> </w:t>
+      </w:r>
+      <w:proofErr w:type="spellStart"/>
+      <w:r>
+        <w:rPr>
+          <w:sz w:val="48"/>
+          <w:szCs w:val="48"/>
+        </w:rPr>
+        <w:t>động</w:t>
+      </w:r>
+      <w:proofErr w:type="spellEnd"/>
+      <w:r>
+        <w:rPr>
+          <w:sz w:val="48"/>
+          <w:szCs w:val="48"/>
+        </w:rPr>
+        <w:t xml:space="preserve"> - Table of Contents).</w:t>
+      </w:r>
+    </w:p>
+    <w:p>
+      <w:pPr>
+        <w:rPr>
+          <w:sz w:val="48"/>
+          <w:szCs w:val="48"/>
+        </w:rPr>
+      </w:pPr>
+      <w:proofErr w:type="spellStart"/>
+      <w:r>
+        <w:rPr>
+          <w:sz w:val="48"/>
+          <w:szCs w:val="48"/>
+        </w:rPr>
+        <w:t>Cách</w:t>
+      </w:r>
+      <w:proofErr w:type="spellEnd"/>
+      <w:r>
+        <w:rPr>
+          <w:sz w:val="48"/>
+          <w:szCs w:val="48"/>
+        </w:rPr>
+        <w:t xml:space="preserve"> </w:t>
+      </w:r>
+      <w:proofErr w:type="spellStart"/>
+      <w:r>
+        <w:rPr>
+          <w:sz w:val="48"/>
+          <w:szCs w:val="48"/>
+        </w:rPr>
+        <w:t>khắc</w:t>
+      </w:r>
+      <w:proofErr w:type="spellEnd"/>
+      <w:r>
+        <w:rPr>
+          <w:sz w:val="48"/>
+          <w:szCs w:val="48"/>
+        </w:rPr>
+        <w:t xml:space="preserve"> </w:t>
+      </w:r>
+      <w:proofErr w:type="spellStart"/>
+      <w:r>
+        <w:rPr>
+          <w:sz w:val="48"/>
+          <w:szCs w:val="48"/>
+        </w:rPr>
+        <w:t>phục</w:t>
+      </w:r>
+      <w:proofErr w:type="spellEnd"/>
+      <w:r>
+        <w:rPr>
+          <w:sz w:val="48"/>
+          <w:szCs w:val="48"/>
+        </w:rPr>
+        <w:t xml:space="preserve"> </w:t>
+      </w:r>
+      <w:proofErr w:type="spellStart"/>
+      <w:r>
+        <w:rPr>
+          <w:sz w:val="48"/>
+          <w:szCs w:val="48"/>
+        </w:rPr>
+        <w:t>nhanh</w:t>
+      </w:r>
+      <w:proofErr w:type="spellEnd"/>
+      <w:r>
+        <w:rPr>
+          <w:sz w:val="48"/>
+          <w:szCs w:val="48"/>
+        </w:rPr>
+        <w:t xml:space="preserve"> </w:t>
+      </w:r>
+      <w:proofErr w:type="spellStart"/>
+      <w:r>
+        <w:rPr>
+          <w:sz w:val="48"/>
+          <w:szCs w:val="48"/>
+        </w:rPr>
+        <w:t>chóng</w:t>
+      </w:r>
+      <w:proofErr w:type="spellEnd"/>
+      <w:r>
+        <w:rPr>
+          <w:sz w:val="48"/>
+          <w:szCs w:val="48"/>
+        </w:rPr>
+        <w:t>:</w:t>
+      </w:r>
+    </w:p>
+    <w:p>
+      <w:pPr>
+        <w:rPr>
+          <w:sz w:val="48"/>
+          <w:szCs w:val="48"/>
+        </w:rPr>
+      </w:pPr>
+      <w:proofErr w:type="spellStart"/>
+      <w:r>
+        <w:rPr>
+          <w:sz w:val="48"/>
+          <w:szCs w:val="48"/>
+        </w:rPr>
+        <w:t>Bôi</w:t>
+      </w:r>
+      <w:proofErr w:type="spellEnd"/>
+      <w:r>
+        <w:rPr>
+          <w:sz w:val="48"/>
+          <w:szCs w:val="48"/>
+        </w:rPr>
+        <w:t xml:space="preserve"> </w:t>
+      </w:r>
+      <w:proofErr w:type="spellStart"/>
+      <w:r>
+        <w:rPr>
+          <w:sz w:val="48"/>
+          <w:szCs w:val="48"/>
+        </w:rPr>
+        <w:t>đen</w:t>
+      </w:r>
+      <w:proofErr w:type="spellEnd"/>
+      <w:r>
+        <w:rPr>
+          <w:sz w:val="48"/>
+          <w:szCs w:val="48"/>
+        </w:rPr>
+        <w:t xml:space="preserve"> </w:t>
+      </w:r>
+      <w:proofErr w:type="spellStart"/>
+      <w:r>
+        <w:rPr>
+          <w:sz w:val="48"/>
+          <w:szCs w:val="48"/>
+        </w:rPr>
+        <w:t>đoạn</w:t>
+      </w:r>
+      <w:proofErr w:type="spellEnd"/>
+      <w:r>
+        <w:rPr>
+          <w:sz w:val="48"/>
+          <w:szCs w:val="48"/>
+        </w:rPr>
+        <w:t xml:space="preserve"> </w:t>
+      </w:r>
+      <w:proofErr w:type="spellStart"/>
+      <w:r>
+        <w:rPr>
+          <w:sz w:val="48"/>
+          <w:szCs w:val="48"/>
+        </w:rPr>
+        <w:t>văn</w:t>
+      </w:r>
+      <w:proofErr w:type="spellEnd"/>
+      <w:r>
+        <w:rPr>
+          <w:sz w:val="48"/>
+          <w:szCs w:val="48"/>
+        </w:rPr>
+        <w:t xml:space="preserve"> </w:t>
+      </w:r>
+      <w:proofErr w:type="spellStart"/>
+      <w:r>
+        <w:rPr>
+          <w:sz w:val="48"/>
+          <w:szCs w:val="48"/>
+        </w:rPr>
+        <w:t>bản</w:t>
+      </w:r>
+      <w:proofErr w:type="spellEnd"/>
+      <w:r>
+        <w:rPr>
+          <w:sz w:val="48"/>
+          <w:szCs w:val="48"/>
+        </w:rPr>
+        <w:t xml:space="preserve"> </w:t>
+      </w:r>
+      <w:proofErr w:type="spellStart"/>
+      <w:r>
+        <w:rPr>
+          <w:sz w:val="48"/>
+          <w:szCs w:val="48"/>
+        </w:rPr>
+        <w:t>bị</w:t>
+      </w:r>
+      <w:proofErr w:type="spellEnd"/>
+      <w:r>
+        <w:rPr>
+          <w:sz w:val="48"/>
+          <w:szCs w:val="48"/>
+        </w:rPr>
+        <w:t xml:space="preserve"> </w:t>
+      </w:r>
+      <w:proofErr w:type="spellStart"/>
+      <w:r>
+        <w:rPr>
+          <w:sz w:val="48"/>
+          <w:szCs w:val="48"/>
+        </w:rPr>
+        <w:t>gán</w:t>
+      </w:r>
+      <w:proofErr w:type="spellEnd"/>
+      <w:r>
+        <w:rPr>
+          <w:sz w:val="48"/>
+          <w:szCs w:val="48"/>
+        </w:rPr>
+        <w:t xml:space="preserve"> </w:t>
+      </w:r>
+      <w:proofErr w:type="spellStart"/>
+      <w:r>
+        <w:rPr>
+          <w:sz w:val="48"/>
+          <w:szCs w:val="48"/>
+        </w:rPr>
+        <w:t>nhầm</w:t>
+      </w:r>
+      <w:proofErr w:type="spellEnd"/>
+      <w:r>
+        <w:rPr>
+          <w:sz w:val="48"/>
+          <w:szCs w:val="48"/>
+        </w:rPr>
+        <w:t xml:space="preserve"> </w:t>
+      </w:r>
+      <w:proofErr w:type="spellStart"/>
+      <w:r>
+        <w:rPr>
+          <w:sz w:val="48"/>
+          <w:szCs w:val="48"/>
+        </w:rPr>
+        <w:t>định</w:t>
+      </w:r>
+      <w:proofErr w:type="spellEnd"/>
+      <w:r>
+        <w:rPr>
+          <w:sz w:val="48"/>
+          <w:szCs w:val="48"/>
+        </w:rPr>
+        <w:t xml:space="preserve"> </w:t>
+      </w:r>
+      <w:proofErr w:type="spellStart"/>
+      <w:r>
+        <w:rPr>
+          <w:sz w:val="48"/>
+          <w:szCs w:val="48"/>
+        </w:rPr>
+        <w:t>dạng</w:t>
+      </w:r>
+      <w:proofErr w:type="spellEnd"/>
+      <w:r>
+        <w:rPr>
+          <w:sz w:val="48"/>
+          <w:szCs w:val="48"/>
+        </w:rPr>
+        <w:t xml:space="preserve"> </w:t>
+      </w:r>
+      <w:proofErr w:type="spellStart"/>
+      <w:r>
+        <w:rPr>
+          <w:sz w:val="48"/>
+          <w:szCs w:val="48"/>
+        </w:rPr>
+        <w:t>tiêu</w:t>
+      </w:r>
+      <w:proofErr w:type="spellEnd"/>
+      <w:r>
+        <w:rPr>
+          <w:sz w:val="48"/>
+          <w:szCs w:val="48"/>
+        </w:rPr>
+        <w:t xml:space="preserve"> </w:t>
+      </w:r>
+      <w:proofErr w:type="spellStart"/>
+      <w:r>
+        <w:rPr>
+          <w:sz w:val="48"/>
+          <w:szCs w:val="48"/>
+        </w:rPr>
+        <w:t>đề</w:t>
+      </w:r>
+      <w:proofErr w:type="spellEnd"/>
+      <w:r>
+        <w:rPr>
+          <w:sz w:val="48"/>
+          <w:szCs w:val="48"/>
+        </w:rPr>
+        <w:t>.</w:t>
+      </w:r>
+    </w:p>
+    <w:p>
+      <w:pPr>
+        <w:rPr>
+          <w:sz w:val="48"/>
+          <w:szCs w:val="48"/>
+        </w:rPr>
+      </w:pPr>
+      <w:proofErr w:type="spellStart"/>
+      <w:r>
+        <w:rPr>
+          <w:sz w:val="48"/>
+          <w:szCs w:val="48"/>
+        </w:rPr>
+        <w:t>Sử</w:t>
+      </w:r>
+      <w:proofErr w:type="spellEnd"/>
+      <w:r>
+        <w:rPr>
+          <w:sz w:val="48"/>
+          <w:szCs w:val="48"/>
+        </w:rPr>
+        <w:t xml:space="preserve"> </w:t>
+      </w:r>
+      <w:proofErr w:type="spellStart"/>
+      <w:r>
+        <w:rPr>
+          <w:sz w:val="48"/>
+          <w:szCs w:val="48"/>
+        </w:rPr>
+        <w:t>dụng</w:t>
+      </w:r>
+      <w:proofErr w:type="spellEnd"/>
+      <w:r>
+        <w:rPr>
+          <w:sz w:val="48"/>
+          <w:szCs w:val="48"/>
+        </w:rPr>
+        <w:t xml:space="preserve"> </w:t>
+      </w:r>
+      <w:proofErr w:type="spellStart"/>
+      <w:r>
+        <w:rPr>
+          <w:sz w:val="48"/>
+          <w:szCs w:val="48"/>
+        </w:rPr>
+        <w:t>tổ</w:t>
+      </w:r>
+      <w:proofErr w:type="spellEnd"/>
+      <w:r>
+        <w:rPr>
+          <w:sz w:val="48"/>
+          <w:szCs w:val="48"/>
+        </w:rPr>
+        <w:t xml:space="preserve"> </w:t>
+      </w:r>
+      <w:proofErr w:type="spellStart"/>
+      <w:r>
+        <w:rPr>
+          <w:sz w:val="48"/>
+          <w:szCs w:val="48"/>
+        </w:rPr>
+        <w:t>hợp</w:t>
+      </w:r>
+      <w:proofErr w:type="spellEnd"/>
+      <w:r>
+        <w:rPr>
+          <w:sz w:val="48"/>
+          <w:szCs w:val="48"/>
+        </w:rPr>
+        <w:t xml:space="preserve"> </w:t>
+      </w:r>
+      <w:proofErr w:type="spellStart"/>
+      <w:r>
+        <w:rPr>
+          <w:sz w:val="48"/>
+          <w:szCs w:val="48"/>
+        </w:rPr>
+        <w:t>phím</w:t>
+      </w:r>
+      <w:proofErr w:type="spellEnd"/>
+      <w:r>
+        <w:rPr>
+          <w:sz w:val="48"/>
+          <w:szCs w:val="48"/>
+        </w:rPr>
+        <w:t xml:space="preserve"> </w:t>
+      </w:r>
+      <w:proofErr w:type="spellStart"/>
+      <w:r>
+        <w:rPr>
+          <w:sz w:val="48"/>
+          <w:szCs w:val="48"/>
+        </w:rPr>
+        <w:t>tắt</w:t>
+      </w:r>
+      <w:proofErr w:type="spellEnd"/>
+      <w:r>
+        <w:rPr>
+          <w:sz w:val="48"/>
+          <w:szCs w:val="48"/>
+        </w:rPr>
+        <w:t xml:space="preserve"> Ctrl + Shift + N (Normal).</w:t>
+      </w:r>
+    </w:p>
+    <w:p>
+      <w:pPr>
+        <w:rPr>
+          <w:sz w:val="48"/>
+          <w:szCs w:val="48"/>
+        </w:rPr>
+      </w:pPr>
+      <w:r>
+        <w:rPr>
+          <w:sz w:val="48"/>
+          <w:szCs w:val="48"/>
+          <w:lang w:val="vi-VN"/>
+        </w:rPr>
+        <w:lastRenderedPageBreak/>
+        <w:t>t</w:t>
+      </w:r>
+      <w:r>
+        <w:rPr>
+          <w:sz w:val="48"/>
+          <w:szCs w:val="48"/>
+        </w:rPr>
+        <w:t xml:space="preserve">ổ </w:t>
+      </w:r>
+      <w:proofErr w:type="spellStart"/>
+      <w:r>
+        <w:rPr>
+          <w:sz w:val="48"/>
+          <w:szCs w:val="48"/>
+        </w:rPr>
+        <w:t>hợp</w:t>
+      </w:r>
+      <w:proofErr w:type="spellEnd"/>
+      <w:r>
+        <w:rPr>
+          <w:sz w:val="48"/>
+          <w:szCs w:val="48"/>
+        </w:rPr>
+        <w:t xml:space="preserve"> </w:t>
+      </w:r>
+      <w:proofErr w:type="spellStart"/>
+      <w:r>
+        <w:rPr>
+          <w:sz w:val="48"/>
+          <w:szCs w:val="48"/>
+        </w:rPr>
+        <w:t>phím</w:t>
+      </w:r>
+      <w:proofErr w:type="spellEnd"/>
+      <w:r>
+        <w:rPr>
+          <w:sz w:val="48"/>
+          <w:szCs w:val="48"/>
+        </w:rPr>
+        <w:t xml:space="preserve"> </w:t>
+      </w:r>
+      <w:proofErr w:type="spellStart"/>
+      <w:r>
+        <w:rPr>
+          <w:sz w:val="48"/>
+          <w:szCs w:val="48"/>
+        </w:rPr>
+        <w:t>này</w:t>
+      </w:r>
+      <w:proofErr w:type="spellEnd"/>
+      <w:r>
+        <w:rPr>
+          <w:sz w:val="48"/>
+          <w:szCs w:val="48"/>
+        </w:rPr>
+        <w:t xml:space="preserve"> </w:t>
+      </w:r>
+      <w:proofErr w:type="spellStart"/>
+      <w:r>
+        <w:rPr>
+          <w:sz w:val="48"/>
+          <w:szCs w:val="48"/>
+        </w:rPr>
+        <w:t>sẽ</w:t>
+      </w:r>
+      <w:proofErr w:type="spellEnd"/>
+      <w:r>
+        <w:rPr>
+          <w:sz w:val="48"/>
+          <w:szCs w:val="48"/>
+        </w:rPr>
+        <w:t xml:space="preserve"> </w:t>
+      </w:r>
+      <w:proofErr w:type="spellStart"/>
+      <w:r>
+        <w:rPr>
+          <w:sz w:val="48"/>
+          <w:szCs w:val="48"/>
+        </w:rPr>
+        <w:t>lập</w:t>
+      </w:r>
+      <w:proofErr w:type="spellEnd"/>
+      <w:r>
+        <w:rPr>
+          <w:sz w:val="48"/>
+          <w:szCs w:val="48"/>
+        </w:rPr>
+        <w:t xml:space="preserve"> </w:t>
+      </w:r>
+      <w:proofErr w:type="spellStart"/>
+      <w:r>
+        <w:rPr>
+          <w:sz w:val="48"/>
+          <w:szCs w:val="48"/>
+        </w:rPr>
+        <w:t>tức</w:t>
+      </w:r>
+      <w:proofErr w:type="spellEnd"/>
+      <w:r>
+        <w:rPr>
+          <w:sz w:val="48"/>
+          <w:szCs w:val="48"/>
+        </w:rPr>
+        <w:t xml:space="preserve"> </w:t>
+      </w:r>
+      <w:proofErr w:type="spellStart"/>
+      <w:r>
+        <w:rPr>
+          <w:sz w:val="48"/>
+          <w:szCs w:val="48"/>
+        </w:rPr>
+        <w:t>đưa</w:t>
+      </w:r>
+      <w:proofErr w:type="spellEnd"/>
+      <w:r>
+        <w:rPr>
+          <w:sz w:val="48"/>
+          <w:szCs w:val="48"/>
+        </w:rPr>
+        <w:t xml:space="preserve"> </w:t>
+      </w:r>
+      <w:proofErr w:type="spellStart"/>
+      <w:r>
+        <w:rPr>
+          <w:sz w:val="48"/>
+          <w:szCs w:val="48"/>
+        </w:rPr>
+        <w:t>đoạn</w:t>
+      </w:r>
+      <w:proofErr w:type="spellEnd"/>
+      <w:r>
+        <w:rPr>
+          <w:sz w:val="48"/>
+          <w:szCs w:val="48"/>
+        </w:rPr>
+        <w:t xml:space="preserve"> </w:t>
+      </w:r>
+      <w:proofErr w:type="spellStart"/>
+      <w:r>
+        <w:rPr>
+          <w:sz w:val="48"/>
+          <w:szCs w:val="48"/>
+        </w:rPr>
+        <w:t>văn</w:t>
+      </w:r>
+      <w:proofErr w:type="spellEnd"/>
+      <w:r>
+        <w:rPr>
+          <w:sz w:val="48"/>
+          <w:szCs w:val="48"/>
+        </w:rPr>
+        <w:t xml:space="preserve"> </w:t>
+      </w:r>
+      <w:proofErr w:type="spellStart"/>
+      <w:r>
+        <w:rPr>
+          <w:sz w:val="48"/>
+          <w:szCs w:val="48"/>
+        </w:rPr>
+        <w:t>bản</w:t>
+      </w:r>
+      <w:proofErr w:type="spellEnd"/>
+      <w:r>
+        <w:rPr>
+          <w:sz w:val="48"/>
+          <w:szCs w:val="48"/>
+        </w:rPr>
+        <w:t xml:space="preserve"> </w:t>
+      </w:r>
+      <w:proofErr w:type="spellStart"/>
+      <w:r>
+        <w:rPr>
+          <w:sz w:val="48"/>
+          <w:szCs w:val="48"/>
+        </w:rPr>
+        <w:t>đó</w:t>
+      </w:r>
+      <w:proofErr w:type="spellEnd"/>
+      <w:r>
+        <w:rPr>
+          <w:sz w:val="48"/>
+          <w:szCs w:val="48"/>
+        </w:rPr>
+        <w:t xml:space="preserve"> </w:t>
+      </w:r>
+      <w:proofErr w:type="spellStart"/>
+      <w:r>
+        <w:rPr>
+          <w:sz w:val="48"/>
+          <w:szCs w:val="48"/>
+        </w:rPr>
+        <w:t>trở</w:t>
+      </w:r>
+      <w:proofErr w:type="spellEnd"/>
+      <w:r>
+        <w:rPr>
+          <w:sz w:val="48"/>
+          <w:szCs w:val="48"/>
+        </w:rPr>
+        <w:t xml:space="preserve"> </w:t>
+      </w:r>
+      <w:proofErr w:type="spellStart"/>
+      <w:r>
+        <w:rPr>
+          <w:sz w:val="48"/>
+          <w:szCs w:val="48"/>
+        </w:rPr>
+        <w:t>về</w:t>
+      </w:r>
+      <w:proofErr w:type="spellEnd"/>
+      <w:r>
+        <w:rPr>
+          <w:sz w:val="48"/>
+          <w:szCs w:val="48"/>
+        </w:rPr>
+        <w:t xml:space="preserve"> </w:t>
+      </w:r>
+      <w:proofErr w:type="spellStart"/>
+      <w:r>
+        <w:rPr>
+          <w:sz w:val="48"/>
+          <w:szCs w:val="48"/>
+        </w:rPr>
+        <w:t>định</w:t>
+      </w:r>
+      <w:proofErr w:type="spellEnd"/>
+      <w:r>
+        <w:rPr>
+          <w:sz w:val="48"/>
+          <w:szCs w:val="48"/>
+        </w:rPr>
+        <w:t xml:space="preserve"> </w:t>
+      </w:r>
+      <w:proofErr w:type="spellStart"/>
+      <w:r>
+        <w:rPr>
+          <w:sz w:val="48"/>
+          <w:szCs w:val="48"/>
+        </w:rPr>
+        <w:t>dạng</w:t>
+      </w:r>
+      <w:proofErr w:type="spellEnd"/>
+      <w:r>
+        <w:rPr>
+          <w:sz w:val="48"/>
+          <w:szCs w:val="48"/>
+        </w:rPr>
+        <w:t xml:space="preserve"> </w:t>
+      </w:r>
+      <w:proofErr w:type="spellStart"/>
+      <w:r>
+        <w:rPr>
+          <w:sz w:val="48"/>
+          <w:szCs w:val="48"/>
+        </w:rPr>
+        <w:t>chuẩn</w:t>
+      </w:r>
+      <w:proofErr w:type="spellEnd"/>
+      <w:r>
+        <w:rPr>
+          <w:sz w:val="48"/>
+          <w:szCs w:val="48"/>
+        </w:rPr>
+        <w:t xml:space="preserve"> </w:t>
+      </w:r>
+      <w:proofErr w:type="spellStart"/>
+      <w:r>
+        <w:rPr>
+          <w:sz w:val="48"/>
+          <w:szCs w:val="48"/>
+        </w:rPr>
+        <w:t>mặc</w:t>
+      </w:r>
+      <w:proofErr w:type="spellEnd"/>
+      <w:r>
+        <w:rPr>
+          <w:sz w:val="48"/>
+          <w:szCs w:val="48"/>
+        </w:rPr>
+        <w:t xml:space="preserve"> </w:t>
+      </w:r>
+      <w:proofErr w:type="spellStart"/>
+      <w:r>
+        <w:rPr>
+          <w:sz w:val="48"/>
+          <w:szCs w:val="48"/>
+        </w:rPr>
+        <w:t>định</w:t>
+      </w:r>
+      <w:proofErr w:type="spellEnd"/>
+      <w:r>
+        <w:rPr>
+          <w:sz w:val="48"/>
+          <w:szCs w:val="48"/>
+        </w:rPr>
+        <w:t xml:space="preserve"> ban </w:t>
+      </w:r>
+      <w:proofErr w:type="spellStart"/>
+      <w:r>
+        <w:rPr>
+          <w:sz w:val="48"/>
+          <w:szCs w:val="48"/>
+        </w:rPr>
+        <w:t>đầu</w:t>
+      </w:r>
+      <w:proofErr w:type="spellEnd"/>
+      <w:r>
+        <w:rPr>
+          <w:sz w:val="48"/>
+          <w:szCs w:val="48"/>
+        </w:rPr>
+        <w:t xml:space="preserve"> (Normal Style), </w:t>
+      </w:r>
+      <w:proofErr w:type="spellStart"/>
+      <w:r>
+        <w:rPr>
+          <w:sz w:val="48"/>
+          <w:szCs w:val="48"/>
+        </w:rPr>
+        <w:t>loại</w:t>
+      </w:r>
+      <w:proofErr w:type="spellEnd"/>
+      <w:r>
+        <w:rPr>
+          <w:sz w:val="48"/>
+          <w:szCs w:val="48"/>
+        </w:rPr>
+        <w:t xml:space="preserve"> </w:t>
+      </w:r>
+      <w:proofErr w:type="spellStart"/>
+      <w:r>
+        <w:rPr>
+          <w:sz w:val="48"/>
+          <w:szCs w:val="48"/>
+        </w:rPr>
+        <w:t>bỏ</w:t>
+      </w:r>
+      <w:proofErr w:type="spellEnd"/>
+      <w:r>
+        <w:rPr>
+          <w:sz w:val="48"/>
+          <w:szCs w:val="48"/>
+        </w:rPr>
+        <w:t xml:space="preserve"> </w:t>
+      </w:r>
+      <w:proofErr w:type="spellStart"/>
+      <w:r>
+        <w:rPr>
+          <w:sz w:val="48"/>
+          <w:szCs w:val="48"/>
+        </w:rPr>
+        <w:t>hoàn</w:t>
+      </w:r>
+      <w:proofErr w:type="spellEnd"/>
+      <w:r>
+        <w:rPr>
+          <w:sz w:val="48"/>
+          <w:szCs w:val="48"/>
+        </w:rPr>
+        <w:t xml:space="preserve"> </w:t>
+      </w:r>
+      <w:proofErr w:type="spellStart"/>
+      <w:r>
+        <w:rPr>
+          <w:sz w:val="48"/>
+          <w:szCs w:val="48"/>
+        </w:rPr>
+        <w:t>toàn</w:t>
+      </w:r>
+      <w:proofErr w:type="spellEnd"/>
+      <w:r>
+        <w:rPr>
+          <w:sz w:val="48"/>
+          <w:szCs w:val="48"/>
+        </w:rPr>
+        <w:t xml:space="preserve"> </w:t>
+      </w:r>
+      <w:proofErr w:type="spellStart"/>
+      <w:r>
+        <w:rPr>
+          <w:sz w:val="48"/>
+          <w:szCs w:val="48"/>
+        </w:rPr>
+        <w:t>các</w:t>
+      </w:r>
+      <w:proofErr w:type="spellEnd"/>
+      <w:r>
+        <w:rPr>
+          <w:sz w:val="48"/>
+          <w:szCs w:val="48"/>
+        </w:rPr>
+        <w:t xml:space="preserve"> </w:t>
+      </w:r>
+      <w:proofErr w:type="spellStart"/>
+      <w:r>
+        <w:rPr>
+          <w:sz w:val="48"/>
+          <w:szCs w:val="48"/>
+        </w:rPr>
+        <w:t>thuộc</w:t>
+      </w:r>
+      <w:proofErr w:type="spellEnd"/>
+      <w:r>
+        <w:rPr>
+          <w:sz w:val="48"/>
+          <w:szCs w:val="48"/>
+        </w:rPr>
+        <w:t xml:space="preserve"> </w:t>
+      </w:r>
+      <w:proofErr w:type="spellStart"/>
+      <w:r>
+        <w:rPr>
+          <w:sz w:val="48"/>
+          <w:szCs w:val="48"/>
+        </w:rPr>
+        <w:t>tính</w:t>
+      </w:r>
+      <w:proofErr w:type="spellEnd"/>
+      <w:r>
+        <w:rPr>
+          <w:sz w:val="48"/>
+          <w:szCs w:val="48"/>
+        </w:rPr>
+        <w:t xml:space="preserve"> Heading </w:t>
+      </w:r>
+      <w:proofErr w:type="spellStart"/>
+      <w:r>
+        <w:rPr>
+          <w:sz w:val="48"/>
+          <w:szCs w:val="48"/>
+        </w:rPr>
+        <w:t>bị</w:t>
+      </w:r>
+      <w:proofErr w:type="spellEnd"/>
+      <w:r>
+        <w:rPr>
+          <w:sz w:val="48"/>
+          <w:szCs w:val="48"/>
+        </w:rPr>
+        <w:t xml:space="preserve"> </w:t>
+      </w:r>
+      <w:proofErr w:type="spellStart"/>
+      <w:r>
+        <w:rPr>
+          <w:sz w:val="48"/>
+          <w:szCs w:val="48"/>
+        </w:rPr>
+        <w:t>lỗi</w:t>
+      </w:r>
+      <w:proofErr w:type="spellEnd"/>
+      <w:r>
+        <w:rPr>
+          <w:sz w:val="48"/>
+          <w:szCs w:val="48"/>
+        </w:rPr>
+        <w:t xml:space="preserve"> </w:t>
+      </w:r>
+      <w:proofErr w:type="spellStart"/>
+      <w:r>
+        <w:rPr>
+          <w:sz w:val="48"/>
+          <w:szCs w:val="48"/>
+        </w:rPr>
+        <w:t>mà</w:t>
+      </w:r>
+      <w:proofErr w:type="spellEnd"/>
+      <w:r>
+        <w:rPr>
+          <w:sz w:val="48"/>
+          <w:szCs w:val="48"/>
+        </w:rPr>
+        <w:t xml:space="preserve"> </w:t>
+      </w:r>
+      <w:proofErr w:type="spellStart"/>
+      <w:r>
+        <w:rPr>
+          <w:sz w:val="48"/>
+          <w:szCs w:val="48"/>
+        </w:rPr>
+        <w:t>không</w:t>
+      </w:r>
+      <w:proofErr w:type="spellEnd"/>
+      <w:r>
+        <w:rPr>
+          <w:sz w:val="48"/>
+          <w:szCs w:val="48"/>
+        </w:rPr>
+        <w:t xml:space="preserve"> </w:t>
+      </w:r>
+      <w:proofErr w:type="spellStart"/>
+      <w:r>
+        <w:rPr>
+          <w:sz w:val="48"/>
+          <w:szCs w:val="48"/>
+        </w:rPr>
+        <w:t>làm</w:t>
+      </w:r>
+      <w:proofErr w:type="spellEnd"/>
+      <w:r>
+        <w:rPr>
+          <w:sz w:val="48"/>
+          <w:szCs w:val="48"/>
+        </w:rPr>
+        <w:t xml:space="preserve"> </w:t>
+      </w:r>
+      <w:proofErr w:type="spellStart"/>
+      <w:r>
+        <w:rPr>
+          <w:sz w:val="48"/>
+          <w:szCs w:val="48"/>
+        </w:rPr>
+        <w:t>mất</w:t>
+      </w:r>
+      <w:proofErr w:type="spellEnd"/>
+      <w:r>
+        <w:rPr>
+          <w:sz w:val="48"/>
+          <w:szCs w:val="48"/>
+        </w:rPr>
+        <w:t xml:space="preserve"> </w:t>
+      </w:r>
+      <w:proofErr w:type="spellStart"/>
+      <w:r>
+        <w:rPr>
+          <w:sz w:val="48"/>
+          <w:szCs w:val="48"/>
+        </w:rPr>
+        <w:t>nội</w:t>
+      </w:r>
+      <w:proofErr w:type="spellEnd"/>
+      <w:r>
+        <w:rPr>
+          <w:sz w:val="48"/>
+          <w:szCs w:val="48"/>
+        </w:rPr>
+        <w:t xml:space="preserve"> dung </w:t>
+      </w:r>
+      <w:proofErr w:type="spellStart"/>
+      <w:r>
+        <w:rPr>
+          <w:sz w:val="48"/>
+          <w:szCs w:val="48"/>
+        </w:rPr>
+        <w:t>văn</w:t>
+      </w:r>
+      <w:proofErr w:type="spellEnd"/>
+      <w:r>
+        <w:rPr>
+          <w:sz w:val="48"/>
+          <w:szCs w:val="48"/>
+        </w:rPr>
+        <w:t xml:space="preserve"> </w:t>
+      </w:r>
+      <w:proofErr w:type="spellStart"/>
+      <w:r>
+        <w:rPr>
+          <w:sz w:val="48"/>
+          <w:szCs w:val="48"/>
+        </w:rPr>
+        <w:t>bản</w:t>
+      </w:r>
+      <w:proofErr w:type="spellEnd"/>
+      <w:r>
+        <w:rPr>
+          <w:sz w:val="48"/>
+          <w:szCs w:val="48"/>
+        </w:rPr>
+        <w:t>.</w:t>
+      </w:r>
+    </w:p>
+    <w:p>
+      <w:pPr>
+        <w:rPr>
+          <w:sz w:val="48"/>
+          <w:szCs w:val="48"/>
+          <w:lang w:val="vi-VN"/>
+        </w:rPr>
+      </w:pPr>
     </w:p>
     <w:sectPr>
       <w:pgSz w:w="12240" w:h="15840"/>
@@ -293,6 +5194,736 @@
     </w:sectPr>
   </w:body>
 </w:document>
+</file>
+
+<file path=word/numbering.xml><?xml version="1.0" encoding="utf-8"?>
+<w:numbering xmlns:wpc="http://schemas.microsoft.com/office/word/2010/wordprocessingCanvas" xmlns:cx="http://schemas.microsoft.com/office/drawing/2014/chartex" xmlns:cx1="http://schemas.microsoft.com/office/drawing/2015/9/8/chartex" xmlns:cx2="http://schemas.microsoft.com/office/drawing/2015/10/21/chartex" xmlns:cx3="http://schemas.microsoft.com/office/drawing/2016/5/9/chartex" xmlns:cx4="http://schemas.microsoft.com/office/drawing/2016/5/10/chartex" xmlns:cx5="http://schemas.microsoft.com/office/drawing/2016/5/11/chartex" xmlns:cx6="http://schemas.microsoft.com/office/drawing/2016/5/12/chartex" xmlns:cx7="http://schemas.microsoft.com/office/drawing/2016/5/13/chartex" xmlns:cx8="http://schemas.microsoft.com/office/drawing/2016/5/14/chartex" xmlns:mc="http://schemas.openxmlformats.org/markup-compatibility/2006" xmlns:aink="http://schemas.microsoft.com/office/drawing/2016/ink" xmlns:am3d="http://schemas.microsoft.com/office/drawing/2017/model3d" xmlns:o="urn:schemas-microsoft-com:office:office" xmlns:oel="http://schemas.microsoft.com/office/2019/extlst" xmlns:r="http://schemas.openxmlformats.org/officeDocument/2006/relationships" xmlns:m="http://schemas.openxmlformats.org/officeDocument/2006/math" xmlns:v="urn:schemas-microsoft-com:vml" xmlns:wp14="http://schemas.microsoft.com/office/word/2010/wordprocessingDrawing" xmlns:wp="http://schemas.openxmlformats.org/drawingml/2006/wordprocessingDrawing" xmlns:w10="urn:schemas-microsoft-com:office:word" xmlns:w="http://schemas.openxmlformats.org/wordprocessingml/2006/main" xmlns:w14="http://schemas.microsoft.com/office/word/2010/wordml" xmlns:w15="http://schemas.microsoft.com/office/word/2012/wordml" xmlns:w16cex="http://schemas.microsoft.com/office/word/2018/wordml/cex" xmlns:w16cid="http://schemas.microsoft.com/office/word/2016/wordml/cid" xmlns:w16="http://schemas.microsoft.com/office/word/2018/wordml" xmlns:w16du="http://schemas.microsoft.com/office/word/2023/wordml/word16du" xmlns:w16sdtdh="http://schemas.microsoft.com/office/word/2020/wordml/sdtdatahash" xmlns:w16sdtfl="http://schemas.microsoft.com/office/word/2024/wordml/sdtformatlock" xmlns:w16se="http://schemas.microsoft.com/office/word/2015/wordml/symex" xmlns:wpg="http://schemas.microsoft.com/office/word/2010/wordprocessingGroup" xmlns:wpi="http://schemas.microsoft.com/office/word/2010/wordprocessingInk" xmlns:wne="http://schemas.microsoft.com/office/word/2006/wordml" xmlns:wps="http://schemas.microsoft.com/office/word/2010/wordprocessingShape" mc:Ignorable="w14 w15 w16se w16cid w16 w16cex w16sdtdh w16sdtfl w16du wp14">
+  <w:abstractNum w:abstractNumId="0" w15:restartNumberingAfterBreak="0">
+    <w:nsid w:val="1EEB4DDA"/>
+    <w:multiLevelType w:val="hybridMultilevel"/>
+    <w:tmpl w:val="C0F03E70"/>
+    <w:lvl w:ilvl="0" w:tplc="0409000F">
+      <w:start w:val="1"/>
+      <w:numFmt w:val="decimal"/>
+      <w:lvlText w:val="%1."/>
+      <w:lvlJc w:val="left"/>
+      <w:pPr>
+        <w:ind w:left="720" w:hanging="360"/>
+      </w:pPr>
+    </w:lvl>
+    <w:lvl w:ilvl="1" w:tplc="04090019">
+      <w:start w:val="1"/>
+      <w:numFmt w:val="lowerLetter"/>
+      <w:lvlText w:val="%2."/>
+      <w:lvlJc w:val="left"/>
+      <w:pPr>
+        <w:ind w:left="1440" w:hanging="360"/>
+      </w:pPr>
+    </w:lvl>
+    <w:lvl w:ilvl="2" w:tplc="0409001B" w:tentative="1">
+      <w:start w:val="1"/>
+      <w:numFmt w:val="lowerRoman"/>
+      <w:lvlText w:val="%3."/>
+      <w:lvlJc w:val="right"/>
+      <w:pPr>
+        <w:ind w:left="2160" w:hanging="180"/>
+      </w:pPr>
+    </w:lvl>
+    <w:lvl w:ilvl="3" w:tplc="0409000F" w:tentative="1">
+      <w:start w:val="1"/>
+      <w:numFmt w:val="decimal"/>
+      <w:lvlText w:val="%4."/>
+      <w:lvlJc w:val="left"/>
+      <w:pPr>
+        <w:ind w:left="2880" w:hanging="360"/>
+      </w:pPr>
+    </w:lvl>
+    <w:lvl w:ilvl="4" w:tplc="04090019" w:tentative="1">
+      <w:start w:val="1"/>
+      <w:numFmt w:val="lowerLetter"/>
+      <w:lvlText w:val="%5."/>
+      <w:lvlJc w:val="left"/>
+      <w:pPr>
+        <w:ind w:left="3600" w:hanging="360"/>
+      </w:pPr>
+    </w:lvl>
+    <w:lvl w:ilvl="5" w:tplc="0409001B" w:tentative="1">
+      <w:start w:val="1"/>
+      <w:numFmt w:val="lowerRoman"/>
+      <w:lvlText w:val="%6."/>
+      <w:lvlJc w:val="right"/>
+      <w:pPr>
+        <w:ind w:left="4320" w:hanging="180"/>
+      </w:pPr>
+    </w:lvl>
+    <w:lvl w:ilvl="6" w:tplc="0409000F" w:tentative="1">
+      <w:start w:val="1"/>
+      <w:numFmt w:val="decimal"/>
+      <w:lvlText w:val="%7."/>
+      <w:lvlJc w:val="left"/>
+      <w:pPr>
+        <w:ind w:left="5040" w:hanging="360"/>
+      </w:pPr>
+    </w:lvl>
+    <w:lvl w:ilvl="7" w:tplc="04090019" w:tentative="1">
+      <w:start w:val="1"/>
+      <w:numFmt w:val="lowerLetter"/>
+      <w:lvlText w:val="%8."/>
+      <w:lvlJc w:val="left"/>
+      <w:pPr>
+        <w:ind w:left="5760" w:hanging="360"/>
+      </w:pPr>
+    </w:lvl>
+    <w:lvl w:ilvl="8" w:tplc="0409001B" w:tentative="1">
+      <w:start w:val="1"/>
+      <w:numFmt w:val="lowerRoman"/>
+      <w:lvlText w:val="%9."/>
+      <w:lvlJc w:val="right"/>
+      <w:pPr>
+        <w:ind w:left="6480" w:hanging="180"/>
+      </w:pPr>
+    </w:lvl>
+  </w:abstractNum>
+  <w:abstractNum w:abstractNumId="1" w15:restartNumberingAfterBreak="0">
+    <w:nsid w:val="31170740"/>
+    <w:multiLevelType w:val="multilevel"/>
+    <w:tmpl w:val="927620D2"/>
+    <w:lvl w:ilvl="0">
+      <w:start w:val="1"/>
+      <w:numFmt w:val="bullet"/>
+      <w:lvlText w:val=""/>
+      <w:lvlJc w:val="left"/>
+      <w:pPr>
+        <w:tabs>
+          <w:tab w:val="num" w:pos="720"/>
+        </w:tabs>
+        <w:ind w:left="720" w:hanging="360"/>
+      </w:pPr>
+      <w:rPr>
+        <w:rFonts w:ascii="Symbol" w:hAnsi="Symbol" w:hint="default"/>
+        <w:sz w:val="20"/>
+      </w:rPr>
+    </w:lvl>
+    <w:lvl w:ilvl="1">
+      <w:start w:val="1"/>
+      <w:numFmt w:val="decimal"/>
+      <w:lvlText w:val="%2."/>
+      <w:lvlJc w:val="left"/>
+      <w:pPr>
+        <w:tabs>
+          <w:tab w:val="num" w:pos="1440"/>
+        </w:tabs>
+        <w:ind w:left="1440" w:hanging="360"/>
+      </w:pPr>
+    </w:lvl>
+    <w:lvl w:ilvl="2" w:tentative="1">
+      <w:start w:val="1"/>
+      <w:numFmt w:val="bullet"/>
+      <w:lvlText w:val=""/>
+      <w:lvlJc w:val="left"/>
+      <w:pPr>
+        <w:tabs>
+          <w:tab w:val="num" w:pos="2160"/>
+        </w:tabs>
+        <w:ind w:left="2160" w:hanging="360"/>
+      </w:pPr>
+      <w:rPr>
+        <w:rFonts w:ascii="Wingdings" w:hAnsi="Wingdings" w:hint="default"/>
+        <w:sz w:val="20"/>
+      </w:rPr>
+    </w:lvl>
+    <w:lvl w:ilvl="3" w:tentative="1">
+      <w:start w:val="1"/>
+      <w:numFmt w:val="bullet"/>
+      <w:lvlText w:val=""/>
+      <w:lvlJc w:val="left"/>
+      <w:pPr>
+        <w:tabs>
+          <w:tab w:val="num" w:pos="2880"/>
+        </w:tabs>
+        <w:ind w:left="2880" w:hanging="360"/>
+      </w:pPr>
+      <w:rPr>
+        <w:rFonts w:ascii="Wingdings" w:hAnsi="Wingdings" w:hint="default"/>
+        <w:sz w:val="20"/>
+      </w:rPr>
+    </w:lvl>
+    <w:lvl w:ilvl="4" w:tentative="1">
+      <w:start w:val="1"/>
+      <w:numFmt w:val="bullet"/>
+      <w:lvlText w:val=""/>
+      <w:lvlJc w:val="left"/>
+      <w:pPr>
+        <w:tabs>
+          <w:tab w:val="num" w:pos="3600"/>
+        </w:tabs>
+        <w:ind w:left="3600" w:hanging="360"/>
+      </w:pPr>
+      <w:rPr>
+        <w:rFonts w:ascii="Wingdings" w:hAnsi="Wingdings" w:hint="default"/>
+        <w:sz w:val="20"/>
+      </w:rPr>
+    </w:lvl>
+    <w:lvl w:ilvl="5" w:tentative="1">
+      <w:start w:val="1"/>
+      <w:numFmt w:val="bullet"/>
+      <w:lvlText w:val=""/>
+      <w:lvlJc w:val="left"/>
+      <w:pPr>
+        <w:tabs>
+          <w:tab w:val="num" w:pos="4320"/>
+        </w:tabs>
+        <w:ind w:left="4320" w:hanging="360"/>
+      </w:pPr>
+      <w:rPr>
+        <w:rFonts w:ascii="Wingdings" w:hAnsi="Wingdings" w:hint="default"/>
+        <w:sz w:val="20"/>
+      </w:rPr>
+    </w:lvl>
+    <w:lvl w:ilvl="6" w:tentative="1">
+      <w:start w:val="1"/>
+      <w:numFmt w:val="bullet"/>
+      <w:lvlText w:val=""/>
+      <w:lvlJc w:val="left"/>
+      <w:pPr>
+        <w:tabs>
+          <w:tab w:val="num" w:pos="5040"/>
+        </w:tabs>
+        <w:ind w:left="5040" w:hanging="360"/>
+      </w:pPr>
+      <w:rPr>
+        <w:rFonts w:ascii="Wingdings" w:hAnsi="Wingdings" w:hint="default"/>
+        <w:sz w:val="20"/>
+      </w:rPr>
+    </w:lvl>
+    <w:lvl w:ilvl="7" w:tentative="1">
+      <w:start w:val="1"/>
+      <w:numFmt w:val="bullet"/>
+      <w:lvlText w:val=""/>
+      <w:lvlJc w:val="left"/>
+      <w:pPr>
+        <w:tabs>
+          <w:tab w:val="num" w:pos="5760"/>
+        </w:tabs>
+        <w:ind w:left="5760" w:hanging="360"/>
+      </w:pPr>
+      <w:rPr>
+        <w:rFonts w:ascii="Wingdings" w:hAnsi="Wingdings" w:hint="default"/>
+        <w:sz w:val="20"/>
+      </w:rPr>
+    </w:lvl>
+    <w:lvl w:ilvl="8" w:tentative="1">
+      <w:start w:val="1"/>
+      <w:numFmt w:val="bullet"/>
+      <w:lvlText w:val=""/>
+      <w:lvlJc w:val="left"/>
+      <w:pPr>
+        <w:tabs>
+          <w:tab w:val="num" w:pos="6480"/>
+        </w:tabs>
+        <w:ind w:left="6480" w:hanging="360"/>
+      </w:pPr>
+      <w:rPr>
+        <w:rFonts w:ascii="Wingdings" w:hAnsi="Wingdings" w:hint="default"/>
+        <w:sz w:val="20"/>
+      </w:rPr>
+    </w:lvl>
+  </w:abstractNum>
+  <w:abstractNum w:abstractNumId="2" w15:restartNumberingAfterBreak="0">
+    <w:nsid w:val="383C1AD4"/>
+    <w:multiLevelType w:val="hybridMultilevel"/>
+    <w:tmpl w:val="0ECE46A4"/>
+    <w:lvl w:ilvl="0" w:tplc="04090001">
+      <w:start w:val="1"/>
+      <w:numFmt w:val="bullet"/>
+      <w:lvlText w:val=""/>
+      <w:lvlJc w:val="left"/>
+      <w:pPr>
+        <w:ind w:left="828" w:hanging="468"/>
+      </w:pPr>
+      <w:rPr>
+        <w:rFonts w:ascii="Symbol" w:hAnsi="Symbol" w:hint="default"/>
+      </w:rPr>
+    </w:lvl>
+    <w:lvl w:ilvl="1" w:tplc="FFFFFFFF" w:tentative="1">
+      <w:start w:val="1"/>
+      <w:numFmt w:val="lowerLetter"/>
+      <w:lvlText w:val="%2."/>
+      <w:lvlJc w:val="left"/>
+      <w:pPr>
+        <w:ind w:left="1440" w:hanging="360"/>
+      </w:pPr>
+    </w:lvl>
+    <w:lvl w:ilvl="2" w:tplc="FFFFFFFF" w:tentative="1">
+      <w:start w:val="1"/>
+      <w:numFmt w:val="lowerRoman"/>
+      <w:lvlText w:val="%3."/>
+      <w:lvlJc w:val="right"/>
+      <w:pPr>
+        <w:ind w:left="2160" w:hanging="180"/>
+      </w:pPr>
+    </w:lvl>
+    <w:lvl w:ilvl="3" w:tplc="FFFFFFFF" w:tentative="1">
+      <w:start w:val="1"/>
+      <w:numFmt w:val="decimal"/>
+      <w:lvlText w:val="%4."/>
+      <w:lvlJc w:val="left"/>
+      <w:pPr>
+        <w:ind w:left="2880" w:hanging="360"/>
+      </w:pPr>
+    </w:lvl>
+    <w:lvl w:ilvl="4" w:tplc="FFFFFFFF" w:tentative="1">
+      <w:start w:val="1"/>
+      <w:numFmt w:val="lowerLetter"/>
+      <w:lvlText w:val="%5."/>
+      <w:lvlJc w:val="left"/>
+      <w:pPr>
+        <w:ind w:left="3600" w:hanging="360"/>
+      </w:pPr>
+    </w:lvl>
+    <w:lvl w:ilvl="5" w:tplc="FFFFFFFF" w:tentative="1">
+      <w:start w:val="1"/>
+      <w:numFmt w:val="lowerRoman"/>
+      <w:lvlText w:val="%6."/>
+      <w:lvlJc w:val="right"/>
+      <w:pPr>
+        <w:ind w:left="4320" w:hanging="180"/>
+      </w:pPr>
+    </w:lvl>
+    <w:lvl w:ilvl="6" w:tplc="FFFFFFFF" w:tentative="1">
+      <w:start w:val="1"/>
+      <w:numFmt w:val="decimal"/>
+      <w:lvlText w:val="%7."/>
+      <w:lvlJc w:val="left"/>
+      <w:pPr>
+        <w:ind w:left="5040" w:hanging="360"/>
+      </w:pPr>
+    </w:lvl>
+    <w:lvl w:ilvl="7" w:tplc="FFFFFFFF" w:tentative="1">
+      <w:start w:val="1"/>
+      <w:numFmt w:val="lowerLetter"/>
+      <w:lvlText w:val="%8."/>
+      <w:lvlJc w:val="left"/>
+      <w:pPr>
+        <w:ind w:left="5760" w:hanging="360"/>
+      </w:pPr>
+    </w:lvl>
+    <w:lvl w:ilvl="8" w:tplc="FFFFFFFF" w:tentative="1">
+      <w:start w:val="1"/>
+      <w:numFmt w:val="lowerRoman"/>
+      <w:lvlText w:val="%9."/>
+      <w:lvlJc w:val="right"/>
+      <w:pPr>
+        <w:ind w:left="6480" w:hanging="180"/>
+      </w:pPr>
+    </w:lvl>
+  </w:abstractNum>
+  <w:abstractNum w:abstractNumId="3" w15:restartNumberingAfterBreak="0">
+    <w:nsid w:val="61831DD1"/>
+    <w:multiLevelType w:val="multilevel"/>
+    <w:tmpl w:val="2DFEC0B6"/>
+    <w:lvl w:ilvl="0">
+      <w:start w:val="1"/>
+      <w:numFmt w:val="bullet"/>
+      <w:lvlText w:val=""/>
+      <w:lvlJc w:val="left"/>
+      <w:pPr>
+        <w:tabs>
+          <w:tab w:val="num" w:pos="720"/>
+        </w:tabs>
+        <w:ind w:left="720" w:hanging="360"/>
+      </w:pPr>
+      <w:rPr>
+        <w:rFonts w:ascii="Symbol" w:hAnsi="Symbol" w:hint="default"/>
+        <w:sz w:val="20"/>
+      </w:rPr>
+    </w:lvl>
+    <w:lvl w:ilvl="1">
+      <w:start w:val="1"/>
+      <w:numFmt w:val="bullet"/>
+      <w:lvlText w:val="o"/>
+      <w:lvlJc w:val="left"/>
+      <w:pPr>
+        <w:tabs>
+          <w:tab w:val="num" w:pos="1440"/>
+        </w:tabs>
+        <w:ind w:left="1440" w:hanging="360"/>
+      </w:pPr>
+      <w:rPr>
+        <w:rFonts w:ascii="Courier New" w:hAnsi="Courier New" w:hint="default"/>
+        <w:sz w:val="20"/>
+      </w:rPr>
+    </w:lvl>
+    <w:lvl w:ilvl="2" w:tentative="1">
+      <w:start w:val="1"/>
+      <w:numFmt w:val="bullet"/>
+      <w:lvlText w:val=""/>
+      <w:lvlJc w:val="left"/>
+      <w:pPr>
+        <w:tabs>
+          <w:tab w:val="num" w:pos="2160"/>
+        </w:tabs>
+        <w:ind w:left="2160" w:hanging="360"/>
+      </w:pPr>
+      <w:rPr>
+        <w:rFonts w:ascii="Wingdings" w:hAnsi="Wingdings" w:hint="default"/>
+        <w:sz w:val="20"/>
+      </w:rPr>
+    </w:lvl>
+    <w:lvl w:ilvl="3" w:tentative="1">
+      <w:start w:val="1"/>
+      <w:numFmt w:val="bullet"/>
+      <w:lvlText w:val=""/>
+      <w:lvlJc w:val="left"/>
+      <w:pPr>
+        <w:tabs>
+          <w:tab w:val="num" w:pos="2880"/>
+        </w:tabs>
+        <w:ind w:left="2880" w:hanging="360"/>
+      </w:pPr>
+      <w:rPr>
+        <w:rFonts w:ascii="Wingdings" w:hAnsi="Wingdings" w:hint="default"/>
+        <w:sz w:val="20"/>
+      </w:rPr>
+    </w:lvl>
+    <w:lvl w:ilvl="4" w:tentative="1">
+      <w:start w:val="1"/>
+      <w:numFmt w:val="bullet"/>
+      <w:lvlText w:val=""/>
+      <w:lvlJc w:val="left"/>
+      <w:pPr>
+        <w:tabs>
+          <w:tab w:val="num" w:pos="3600"/>
+        </w:tabs>
+        <w:ind w:left="3600" w:hanging="360"/>
+      </w:pPr>
+      <w:rPr>
+        <w:rFonts w:ascii="Wingdings" w:hAnsi="Wingdings" w:hint="default"/>
+        <w:sz w:val="20"/>
+      </w:rPr>
+    </w:lvl>
+    <w:lvl w:ilvl="5" w:tentative="1">
+      <w:start w:val="1"/>
+      <w:numFmt w:val="bullet"/>
+      <w:lvlText w:val=""/>
+      <w:lvlJc w:val="left"/>
+      <w:pPr>
+        <w:tabs>
+          <w:tab w:val="num" w:pos="4320"/>
+        </w:tabs>
+        <w:ind w:left="4320" w:hanging="360"/>
+      </w:pPr>
+      <w:rPr>
+        <w:rFonts w:ascii="Wingdings" w:hAnsi="Wingdings" w:hint="default"/>
+        <w:sz w:val="20"/>
+      </w:rPr>
+    </w:lvl>
+    <w:lvl w:ilvl="6" w:tentative="1">
+      <w:start w:val="1"/>
+      <w:numFmt w:val="bullet"/>
+      <w:lvlText w:val=""/>
+      <w:lvlJc w:val="left"/>
+      <w:pPr>
+        <w:tabs>
+          <w:tab w:val="num" w:pos="5040"/>
+        </w:tabs>
+        <w:ind w:left="5040" w:hanging="360"/>
+      </w:pPr>
+      <w:rPr>
+        <w:rFonts w:ascii="Wingdings" w:hAnsi="Wingdings" w:hint="default"/>
+        <w:sz w:val="20"/>
+      </w:rPr>
+    </w:lvl>
+    <w:lvl w:ilvl="7" w:tentative="1">
+      <w:start w:val="1"/>
+      <w:numFmt w:val="bullet"/>
+      <w:lvlText w:val=""/>
+      <w:lvlJc w:val="left"/>
+      <w:pPr>
+        <w:tabs>
+          <w:tab w:val="num" w:pos="5760"/>
+        </w:tabs>
+        <w:ind w:left="5760" w:hanging="360"/>
+      </w:pPr>
+      <w:rPr>
+        <w:rFonts w:ascii="Wingdings" w:hAnsi="Wingdings" w:hint="default"/>
+        <w:sz w:val="20"/>
+      </w:rPr>
+    </w:lvl>
+    <w:lvl w:ilvl="8" w:tentative="1">
+      <w:start w:val="1"/>
+      <w:numFmt w:val="bullet"/>
+      <w:lvlText w:val=""/>
+      <w:lvlJc w:val="left"/>
+      <w:pPr>
+        <w:tabs>
+          <w:tab w:val="num" w:pos="6480"/>
+        </w:tabs>
+        <w:ind w:left="6480" w:hanging="360"/>
+      </w:pPr>
+      <w:rPr>
+        <w:rFonts w:ascii="Wingdings" w:hAnsi="Wingdings" w:hint="default"/>
+        <w:sz w:val="20"/>
+      </w:rPr>
+    </w:lvl>
+  </w:abstractNum>
+  <w:abstractNum w:abstractNumId="4" w15:restartNumberingAfterBreak="0">
+    <w:nsid w:val="78B632B9"/>
+    <w:multiLevelType w:val="hybridMultilevel"/>
+    <w:tmpl w:val="AD807824"/>
+    <w:lvl w:ilvl="0" w:tplc="83C6CE26">
+      <w:start w:val="1"/>
+      <w:numFmt w:val="decimal"/>
+      <w:lvlText w:val="%1."/>
+      <w:lvlJc w:val="left"/>
+      <w:pPr>
+        <w:ind w:left="828" w:hanging="468"/>
+      </w:pPr>
+      <w:rPr>
+        <w:rFonts w:hint="default"/>
+      </w:rPr>
+    </w:lvl>
+    <w:lvl w:ilvl="1" w:tplc="04090019" w:tentative="1">
+      <w:start w:val="1"/>
+      <w:numFmt w:val="lowerLetter"/>
+      <w:lvlText w:val="%2."/>
+      <w:lvlJc w:val="left"/>
+      <w:pPr>
+        <w:ind w:left="1440" w:hanging="360"/>
+      </w:pPr>
+    </w:lvl>
+    <w:lvl w:ilvl="2" w:tplc="0409001B" w:tentative="1">
+      <w:start w:val="1"/>
+      <w:numFmt w:val="lowerRoman"/>
+      <w:lvlText w:val="%3."/>
+      <w:lvlJc w:val="right"/>
+      <w:pPr>
+        <w:ind w:left="2160" w:hanging="180"/>
+      </w:pPr>
+    </w:lvl>
+    <w:lvl w:ilvl="3" w:tplc="0409000F" w:tentative="1">
+      <w:start w:val="1"/>
+      <w:numFmt w:val="decimal"/>
+      <w:lvlText w:val="%4."/>
+      <w:lvlJc w:val="left"/>
+      <w:pPr>
+        <w:ind w:left="2880" w:hanging="360"/>
+      </w:pPr>
+    </w:lvl>
+    <w:lvl w:ilvl="4" w:tplc="04090019" w:tentative="1">
+      <w:start w:val="1"/>
+      <w:numFmt w:val="lowerLetter"/>
+      <w:lvlText w:val="%5."/>
+      <w:lvlJc w:val="left"/>
+      <w:pPr>
+        <w:ind w:left="3600" w:hanging="360"/>
+      </w:pPr>
+    </w:lvl>
+    <w:lvl w:ilvl="5" w:tplc="0409001B" w:tentative="1">
+      <w:start w:val="1"/>
+      <w:numFmt w:val="lowerRoman"/>
+      <w:lvlText w:val="%6."/>
+      <w:lvlJc w:val="right"/>
+      <w:pPr>
+        <w:ind w:left="4320" w:hanging="180"/>
+      </w:pPr>
+    </w:lvl>
+    <w:lvl w:ilvl="6" w:tplc="0409000F" w:tentative="1">
+      <w:start w:val="1"/>
+      <w:numFmt w:val="decimal"/>
+      <w:lvlText w:val="%7."/>
+      <w:lvlJc w:val="left"/>
+      <w:pPr>
+        <w:ind w:left="5040" w:hanging="360"/>
+      </w:pPr>
+    </w:lvl>
+    <w:lvl w:ilvl="7" w:tplc="04090019" w:tentative="1">
+      <w:start w:val="1"/>
+      <w:numFmt w:val="lowerLetter"/>
+      <w:lvlText w:val="%8."/>
+      <w:lvlJc w:val="left"/>
+      <w:pPr>
+        <w:ind w:left="5760" w:hanging="360"/>
+      </w:pPr>
+    </w:lvl>
+    <w:lvl w:ilvl="8" w:tplc="0409001B" w:tentative="1">
+      <w:start w:val="1"/>
+      <w:numFmt w:val="lowerRoman"/>
+      <w:lvlText w:val="%9."/>
+      <w:lvlJc w:val="right"/>
+      <w:pPr>
+        <w:ind w:left="6480" w:hanging="180"/>
+      </w:pPr>
+    </w:lvl>
+  </w:abstractNum>
+  <w:abstractNum w:abstractNumId="5" w15:restartNumberingAfterBreak="0">
+    <w:nsid w:val="7D347520"/>
+    <w:multiLevelType w:val="multilevel"/>
+    <w:tmpl w:val="2AC086F2"/>
+    <w:lvl w:ilvl="0">
+      <w:start w:val="1"/>
+      <w:numFmt w:val="bullet"/>
+      <w:lvlText w:val=""/>
+      <w:lvlJc w:val="left"/>
+      <w:pPr>
+        <w:tabs>
+          <w:tab w:val="num" w:pos="720"/>
+        </w:tabs>
+        <w:ind w:left="720" w:hanging="360"/>
+      </w:pPr>
+      <w:rPr>
+        <w:rFonts w:ascii="Symbol" w:hAnsi="Symbol" w:hint="default"/>
+        <w:sz w:val="20"/>
+      </w:rPr>
+    </w:lvl>
+    <w:lvl w:ilvl="1">
+      <w:start w:val="1"/>
+      <w:numFmt w:val="bullet"/>
+      <w:lvlText w:val="o"/>
+      <w:lvlJc w:val="left"/>
+      <w:pPr>
+        <w:tabs>
+          <w:tab w:val="num" w:pos="1440"/>
+        </w:tabs>
+        <w:ind w:left="1440" w:hanging="360"/>
+      </w:pPr>
+      <w:rPr>
+        <w:rFonts w:ascii="Courier New" w:hAnsi="Courier New" w:hint="default"/>
+        <w:sz w:val="20"/>
+      </w:rPr>
+    </w:lvl>
+    <w:lvl w:ilvl="2" w:tentative="1">
+      <w:start w:val="1"/>
+      <w:numFmt w:val="bullet"/>
+      <w:lvlText w:val=""/>
+      <w:lvlJc w:val="left"/>
+      <w:pPr>
+        <w:tabs>
+          <w:tab w:val="num" w:pos="2160"/>
+        </w:tabs>
+        <w:ind w:left="2160" w:hanging="360"/>
+      </w:pPr>
+      <w:rPr>
+        <w:rFonts w:ascii="Wingdings" w:hAnsi="Wingdings" w:hint="default"/>
+        <w:sz w:val="20"/>
+      </w:rPr>
+    </w:lvl>
+    <w:lvl w:ilvl="3" w:tentative="1">
+      <w:start w:val="1"/>
+      <w:numFmt w:val="bullet"/>
+      <w:lvlText w:val=""/>
+      <w:lvlJc w:val="left"/>
+      <w:pPr>
+        <w:tabs>
+          <w:tab w:val="num" w:pos="2880"/>
+        </w:tabs>
+        <w:ind w:left="2880" w:hanging="360"/>
+      </w:pPr>
+      <w:rPr>
+        <w:rFonts w:ascii="Wingdings" w:hAnsi="Wingdings" w:hint="default"/>
+        <w:sz w:val="20"/>
+      </w:rPr>
+    </w:lvl>
+    <w:lvl w:ilvl="4" w:tentative="1">
+      <w:start w:val="1"/>
+      <w:numFmt w:val="bullet"/>
+      <w:lvlText w:val=""/>
+      <w:lvlJc w:val="left"/>
+      <w:pPr>
+        <w:tabs>
+          <w:tab w:val="num" w:pos="3600"/>
+        </w:tabs>
+        <w:ind w:left="3600" w:hanging="360"/>
+      </w:pPr>
+      <w:rPr>
+        <w:rFonts w:ascii="Wingdings" w:hAnsi="Wingdings" w:hint="default"/>
+        <w:sz w:val="20"/>
+      </w:rPr>
+    </w:lvl>
+    <w:lvl w:ilvl="5" w:tentative="1">
+      <w:start w:val="1"/>
+      <w:numFmt w:val="bullet"/>
+      <w:lvlText w:val=""/>
+      <w:lvlJc w:val="left"/>
+      <w:pPr>
+        <w:tabs>
+          <w:tab w:val="num" w:pos="4320"/>
+        </w:tabs>
+        <w:ind w:left="4320" w:hanging="360"/>
+      </w:pPr>
+      <w:rPr>
+        <w:rFonts w:ascii="Wingdings" w:hAnsi="Wingdings" w:hint="default"/>
+        <w:sz w:val="20"/>
+      </w:rPr>
+    </w:lvl>
+    <w:lvl w:ilvl="6" w:tentative="1">
+      <w:start w:val="1"/>
+      <w:numFmt w:val="bullet"/>
+      <w:lvlText w:val=""/>
+      <w:lvlJc w:val="left"/>
+      <w:pPr>
+        <w:tabs>
+          <w:tab w:val="num" w:pos="5040"/>
+        </w:tabs>
+        <w:ind w:left="5040" w:hanging="360"/>
+      </w:pPr>
+      <w:rPr>
+        <w:rFonts w:ascii="Wingdings" w:hAnsi="Wingdings" w:hint="default"/>
+        <w:sz w:val="20"/>
+      </w:rPr>
+    </w:lvl>
+    <w:lvl w:ilvl="7" w:tentative="1">
+      <w:start w:val="1"/>
+      <w:numFmt w:val="bullet"/>
+      <w:lvlText w:val=""/>
+      <w:lvlJc w:val="left"/>
+      <w:pPr>
+        <w:tabs>
+          <w:tab w:val="num" w:pos="5760"/>
+        </w:tabs>
+        <w:ind w:left="5760" w:hanging="360"/>
+      </w:pPr>
+      <w:rPr>
+        <w:rFonts w:ascii="Wingdings" w:hAnsi="Wingdings" w:hint="default"/>
+        <w:sz w:val="20"/>
+      </w:rPr>
+    </w:lvl>
+    <w:lvl w:ilvl="8" w:tentative="1">
+      <w:start w:val="1"/>
+      <w:numFmt w:val="bullet"/>
+      <w:lvlText w:val=""/>
+      <w:lvlJc w:val="left"/>
+      <w:pPr>
+        <w:tabs>
+          <w:tab w:val="num" w:pos="6480"/>
+        </w:tabs>
+        <w:ind w:left="6480" w:hanging="360"/>
+      </w:pPr>
+      <w:rPr>
+        <w:rFonts w:ascii="Wingdings" w:hAnsi="Wingdings" w:hint="default"/>
+        <w:sz w:val="20"/>
+      </w:rPr>
+    </w:lvl>
+  </w:abstractNum>
+  <w:num w:numId="1" w16cid:durableId="1405757702">
+    <w:abstractNumId w:val="3"/>
+  </w:num>
+  <w:num w:numId="2" w16cid:durableId="1011109132">
+    <w:abstractNumId w:val="5"/>
+  </w:num>
+  <w:num w:numId="3" w16cid:durableId="363214361">
+    <w:abstractNumId w:val="0"/>
+  </w:num>
+  <w:num w:numId="4" w16cid:durableId="457384336">
+    <w:abstractNumId w:val="4"/>
+  </w:num>
+  <w:num w:numId="5" w16cid:durableId="1939407551">
+    <w:abstractNumId w:val="2"/>
+  </w:num>
+  <w:num w:numId="6" w16cid:durableId="1253932355">
+    <w:abstractNumId w:val="1"/>
+  </w:num>
+</w:numbering>
 </file>
 
 <file path=word/styles.xml><?xml version="1.0" encoding="utf-8"?>
